--- a/dist/docs/00-program-at-a-glance.docx
+++ b/dist/docs/00-program-at-a-glance.docx
@@ -38,7 +38,7 @@
         <w:t xml:space="preserve"> </w:t>
       </w:r>
       <w:r>
-        <w:t xml:space="preserve">a four-page summary of the 90-day program for the two new BSAs. The full plan is</w:t>
+        <w:t xml:space="preserve">a short summary of the 90-day program for the two new BSAs. The full plan is</w:t>
       </w:r>
       <w:r>
         <w:t xml:space="preserve"> </w:t>
@@ -109,22 +109,25 @@
     <w:tbl>
       <w:tblPr>
         <w:tblStyle w:val="Table"/>
-        <w:tblW w:type="auto" w:w="0"/>
+        <w:tblW w:type="dxa" w:w="9360"/>
         <w:tblLook w:firstRow="1" w:lastRow="0" w:firstColumn="0" w:lastColumn="0" w:noHBand="0" w:noVBand="0" w:val="0020"/>
         <w:jc w:val="start"/>
+        <w:tblLayout w:type="fixed"/>
       </w:tblPr>
       <w:tblGrid>
-        <w:gridCol w:w="1980"/>
-        <w:gridCol w:w="1980"/>
-        <w:gridCol w:w="1980"/>
-        <w:gridCol w:w="1980"/>
+        <w:gridCol w:w="1486"/>
+        <w:gridCol w:w="1527"/>
+        <w:gridCol w:w="876"/>
+        <w:gridCol w:w="5470"/>
       </w:tblGrid>
       <w:tr>
         <w:trPr>
           <w:tblHeader w:val="true"/>
         </w:trPr>
         <w:tc>
-          <w:tcPr/>
+          <w:tcPr>
+            <w:tcW w:w="1486" w:type="dxa"/>
+          </w:tcPr>
           <w:p>
             <w:pPr>
               <w:pStyle w:val="Compact"/>
@@ -136,7 +139,9 @@
           </w:p>
         </w:tc>
         <w:tc>
-          <w:tcPr/>
+          <w:tcPr>
+            <w:tcW w:w="1527" w:type="dxa"/>
+          </w:tcPr>
           <w:p>
             <w:pPr>
               <w:pStyle w:val="Compact"/>
@@ -148,7 +153,9 @@
           </w:p>
         </w:tc>
         <w:tc>
-          <w:tcPr/>
+          <w:tcPr>
+            <w:tcW w:w="876" w:type="dxa"/>
+          </w:tcPr>
           <w:p>
             <w:pPr>
               <w:pStyle w:val="Compact"/>
@@ -160,7 +167,9 @@
           </w:p>
         </w:tc>
         <w:tc>
-          <w:tcPr/>
+          <w:tcPr>
+            <w:tcW w:w="5470" w:type="dxa"/>
+          </w:tcPr>
           <w:p>
             <w:pPr>
               <w:pStyle w:val="Compact"/>
@@ -174,7 +183,9 @@
       </w:tr>
       <w:tr>
         <w:tc>
-          <w:tcPr/>
+          <w:tcPr>
+            <w:tcW w:w="1486" w:type="dxa"/>
+          </w:tcPr>
           <w:p>
             <w:pPr>
               <w:pStyle w:val="Compact"/>
@@ -186,7 +197,9 @@
           </w:p>
         </w:tc>
         <w:tc>
-          <w:tcPr/>
+          <w:tcPr>
+            <w:tcW w:w="1527" w:type="dxa"/>
+          </w:tcPr>
           <w:p>
             <w:pPr>
               <w:pStyle w:val="Compact"/>
@@ -198,7 +211,9 @@
           </w:p>
         </w:tc>
         <w:tc>
-          <w:tcPr/>
+          <w:tcPr>
+            <w:tcW w:w="876" w:type="dxa"/>
+          </w:tcPr>
           <w:p>
             <w:pPr>
               <w:pStyle w:val="Compact"/>
@@ -210,7 +225,9 @@
           </w:p>
         </w:tc>
         <w:tc>
-          <w:tcPr/>
+          <w:tcPr>
+            <w:tcW w:w="5470" w:type="dxa"/>
+          </w:tcPr>
           <w:p>
             <w:pPr>
               <w:pStyle w:val="Compact"/>
@@ -224,7 +241,9 @@
       </w:tr>
       <w:tr>
         <w:tc>
-          <w:tcPr/>
+          <w:tcPr>
+            <w:tcW w:w="1486" w:type="dxa"/>
+          </w:tcPr>
           <w:p>
             <w:pPr>
               <w:pStyle w:val="Compact"/>
@@ -236,7 +255,9 @@
           </w:p>
         </w:tc>
         <w:tc>
-          <w:tcPr/>
+          <w:tcPr>
+            <w:tcW w:w="1527" w:type="dxa"/>
+          </w:tcPr>
           <w:p>
             <w:pPr>
               <w:pStyle w:val="Compact"/>
@@ -248,7 +269,9 @@
           </w:p>
         </w:tc>
         <w:tc>
-          <w:tcPr/>
+          <w:tcPr>
+            <w:tcW w:w="876" w:type="dxa"/>
+          </w:tcPr>
           <w:p>
             <w:pPr>
               <w:pStyle w:val="Compact"/>
@@ -260,7 +283,9 @@
           </w:p>
         </w:tc>
         <w:tc>
-          <w:tcPr/>
+          <w:tcPr>
+            <w:tcW w:w="5470" w:type="dxa"/>
+          </w:tcPr>
           <w:p>
             <w:pPr>
               <w:pStyle w:val="Compact"/>
@@ -274,7 +299,9 @@
       </w:tr>
       <w:tr>
         <w:tc>
-          <w:tcPr/>
+          <w:tcPr>
+            <w:tcW w:w="1486" w:type="dxa"/>
+          </w:tcPr>
           <w:p>
             <w:pPr>
               <w:pStyle w:val="Compact"/>
@@ -286,7 +313,9 @@
           </w:p>
         </w:tc>
         <w:tc>
-          <w:tcPr/>
+          <w:tcPr>
+            <w:tcW w:w="1527" w:type="dxa"/>
+          </w:tcPr>
           <w:p>
             <w:pPr>
               <w:pStyle w:val="Compact"/>
@@ -298,7 +327,9 @@
           </w:p>
         </w:tc>
         <w:tc>
-          <w:tcPr/>
+          <w:tcPr>
+            <w:tcW w:w="876" w:type="dxa"/>
+          </w:tcPr>
           <w:p>
             <w:pPr>
               <w:pStyle w:val="Compact"/>
@@ -310,7 +341,9 @@
           </w:p>
         </w:tc>
         <w:tc>
-          <w:tcPr/>
+          <w:tcPr>
+            <w:tcW w:w="5470" w:type="dxa"/>
+          </w:tcPr>
           <w:p>
             <w:pPr>
               <w:pStyle w:val="Compact"/>
@@ -324,7 +357,9 @@
       </w:tr>
       <w:tr>
         <w:tc>
-          <w:tcPr/>
+          <w:tcPr>
+            <w:tcW w:w="1486" w:type="dxa"/>
+          </w:tcPr>
           <w:p>
             <w:pPr>
               <w:pStyle w:val="Compact"/>
@@ -336,7 +371,9 @@
           </w:p>
         </w:tc>
         <w:tc>
-          <w:tcPr/>
+          <w:tcPr>
+            <w:tcW w:w="1527" w:type="dxa"/>
+          </w:tcPr>
           <w:p>
             <w:pPr>
               <w:pStyle w:val="Compact"/>
@@ -348,7 +385,9 @@
           </w:p>
         </w:tc>
         <w:tc>
-          <w:tcPr/>
+          <w:tcPr>
+            <w:tcW w:w="876" w:type="dxa"/>
+          </w:tcPr>
           <w:p>
             <w:pPr>
               <w:pStyle w:val="Compact"/>
@@ -360,7 +399,9 @@
           </w:p>
         </w:tc>
         <w:tc>
-          <w:tcPr/>
+          <w:tcPr>
+            <w:tcW w:w="5470" w:type="dxa"/>
+          </w:tcPr>
           <w:p>
             <w:pPr>
               <w:pStyle w:val="Compact"/>
@@ -374,7 +415,9 @@
       </w:tr>
       <w:tr>
         <w:tc>
-          <w:tcPr/>
+          <w:tcPr>
+            <w:tcW w:w="1486" w:type="dxa"/>
+          </w:tcPr>
           <w:p>
             <w:pPr>
               <w:pStyle w:val="Compact"/>
@@ -386,7 +429,9 @@
           </w:p>
         </w:tc>
         <w:tc>
-          <w:tcPr/>
+          <w:tcPr>
+            <w:tcW w:w="1527" w:type="dxa"/>
+          </w:tcPr>
           <w:p>
             <w:pPr>
               <w:pStyle w:val="Compact"/>
@@ -398,7 +443,9 @@
           </w:p>
         </w:tc>
         <w:tc>
-          <w:tcPr/>
+          <w:tcPr>
+            <w:tcW w:w="876" w:type="dxa"/>
+          </w:tcPr>
           <w:p>
             <w:pPr>
               <w:pStyle w:val="Compact"/>
@@ -410,7 +457,9 @@
           </w:p>
         </w:tc>
         <w:tc>
-          <w:tcPr/>
+          <w:tcPr>
+            <w:tcW w:w="5470" w:type="dxa"/>
+          </w:tcPr>
           <w:p>
             <w:pPr>
               <w:pStyle w:val="Compact"/>
@@ -424,7 +473,9 @@
       </w:tr>
       <w:tr>
         <w:tc>
-          <w:tcPr/>
+          <w:tcPr>
+            <w:tcW w:w="1486" w:type="dxa"/>
+          </w:tcPr>
           <w:p>
             <w:pPr>
               <w:pStyle w:val="Compact"/>
@@ -436,7 +487,9 @@
           </w:p>
         </w:tc>
         <w:tc>
-          <w:tcPr/>
+          <w:tcPr>
+            <w:tcW w:w="1527" w:type="dxa"/>
+          </w:tcPr>
           <w:p>
             <w:pPr>
               <w:pStyle w:val="Compact"/>
@@ -448,7 +501,9 @@
           </w:p>
         </w:tc>
         <w:tc>
-          <w:tcPr/>
+          <w:tcPr>
+            <w:tcW w:w="876" w:type="dxa"/>
+          </w:tcPr>
           <w:p>
             <w:pPr>
               <w:pStyle w:val="Compact"/>
@@ -460,7 +515,9 @@
           </w:p>
         </w:tc>
         <w:tc>
-          <w:tcPr/>
+          <w:tcPr>
+            <w:tcW w:w="5470" w:type="dxa"/>
+          </w:tcPr>
           <w:p>
             <w:pPr>
               <w:pStyle w:val="Compact"/>
@@ -474,7 +531,9 @@
       </w:tr>
       <w:tr>
         <w:tc>
-          <w:tcPr/>
+          <w:tcPr>
+            <w:tcW w:w="1486" w:type="dxa"/>
+          </w:tcPr>
           <w:p>
             <w:pPr>
               <w:pStyle w:val="Compact"/>
@@ -486,7 +545,9 @@
           </w:p>
         </w:tc>
         <w:tc>
-          <w:tcPr/>
+          <w:tcPr>
+            <w:tcW w:w="1527" w:type="dxa"/>
+          </w:tcPr>
           <w:p>
             <w:pPr>
               <w:pStyle w:val="Compact"/>
@@ -498,7 +559,9 @@
           </w:p>
         </w:tc>
         <w:tc>
-          <w:tcPr/>
+          <w:tcPr>
+            <w:tcW w:w="876" w:type="dxa"/>
+          </w:tcPr>
           <w:p>
             <w:pPr>
               <w:pStyle w:val="Compact"/>
@@ -510,7 +573,9 @@
           </w:p>
         </w:tc>
         <w:tc>
-          <w:tcPr/>
+          <w:tcPr>
+            <w:tcW w:w="5470" w:type="dxa"/>
+          </w:tcPr>
           <w:p>
             <w:pPr>
               <w:pStyle w:val="Compact"/>
@@ -524,7 +589,9 @@
       </w:tr>
       <w:tr>
         <w:tc>
-          <w:tcPr/>
+          <w:tcPr>
+            <w:tcW w:w="1486" w:type="dxa"/>
+          </w:tcPr>
           <w:p>
             <w:pPr>
               <w:pStyle w:val="Compact"/>
@@ -536,7 +603,9 @@
           </w:p>
         </w:tc>
         <w:tc>
-          <w:tcPr/>
+          <w:tcPr>
+            <w:tcW w:w="1527" w:type="dxa"/>
+          </w:tcPr>
           <w:p>
             <w:pPr>
               <w:pStyle w:val="Compact"/>
@@ -548,7 +617,9 @@
           </w:p>
         </w:tc>
         <w:tc>
-          <w:tcPr/>
+          <w:tcPr>
+            <w:tcW w:w="876" w:type="dxa"/>
+          </w:tcPr>
           <w:p>
             <w:pPr>
               <w:pStyle w:val="Compact"/>
@@ -560,7 +631,9 @@
           </w:p>
         </w:tc>
         <w:tc>
-          <w:tcPr/>
+          <w:tcPr>
+            <w:tcW w:w="5470" w:type="dxa"/>
+          </w:tcPr>
           <w:p>
             <w:pPr>
               <w:pStyle w:val="Compact"/>
@@ -722,7 +795,7 @@
         <w:t xml:space="preserve"> </w:t>
       </w:r>
       <w:r>
-        <w:t xml:space="preserve">about 40 h a week, about 6–8 h guided (about 9 h in W1–W2); the rest is structured self-study, shadowing, real low-risk work and documentation.</w:t>
+        <w:t xml:space="preserve">about 40 h a week, about 5–8 h guided (about 9 h in W1–W2, about 5 h in W10–W13); the rest is structured self-study, shadowing, real low-risk work and documentation.</w:t>
       </w:r>
     </w:p>
     <w:bookmarkEnd w:id="22"/>
@@ -758,22 +831,25 @@
     <w:tbl>
       <w:tblPr>
         <w:tblStyle w:val="Table"/>
-        <w:tblW w:type="auto" w:w="0"/>
+        <w:tblW w:type="dxa" w:w="9360"/>
         <w:tblLook w:firstRow="1" w:lastRow="0" w:firstColumn="0" w:lastColumn="0" w:noHBand="0" w:noVBand="0" w:val="0020"/>
         <w:jc w:val="start"/>
+        <w:tblLayout w:type="fixed"/>
       </w:tblPr>
       <w:tblGrid>
-        <w:gridCol w:w="1980"/>
-        <w:gridCol w:w="1980"/>
-        <w:gridCol w:w="1980"/>
-        <w:gridCol w:w="1980"/>
+        <w:gridCol w:w="1681"/>
+        <w:gridCol w:w="4389"/>
+        <w:gridCol w:w="1232"/>
+        <w:gridCol w:w="2055"/>
       </w:tblGrid>
       <w:tr>
         <w:trPr>
           <w:tblHeader w:val="true"/>
         </w:trPr>
         <w:tc>
-          <w:tcPr/>
+          <w:tcPr>
+            <w:tcW w:w="1681" w:type="dxa"/>
+          </w:tcPr>
           <w:p>
             <w:pPr>
               <w:pStyle w:val="Compact"/>
@@ -785,7 +861,9 @@
           </w:p>
         </w:tc>
         <w:tc>
-          <w:tcPr/>
+          <w:tcPr>
+            <w:tcW w:w="4389" w:type="dxa"/>
+          </w:tcPr>
           <w:p>
             <w:pPr>
               <w:pStyle w:val="Compact"/>
@@ -797,7 +875,9 @@
           </w:p>
         </w:tc>
         <w:tc>
-          <w:tcPr/>
+          <w:tcPr>
+            <w:tcW w:w="1232" w:type="dxa"/>
+          </w:tcPr>
           <w:p>
             <w:pPr>
               <w:pStyle w:val="Compact"/>
@@ -809,7 +889,9 @@
           </w:p>
         </w:tc>
         <w:tc>
-          <w:tcPr/>
+          <w:tcPr>
+            <w:tcW w:w="2055" w:type="dxa"/>
+          </w:tcPr>
           <w:p>
             <w:pPr>
               <w:pStyle w:val="Compact"/>
@@ -823,7 +905,9 @@
       </w:tr>
       <w:tr>
         <w:tc>
-          <w:tcPr/>
+          <w:tcPr>
+            <w:tcW w:w="1681" w:type="dxa"/>
+          </w:tcPr>
           <w:p>
             <w:pPr>
               <w:pStyle w:val="Compact"/>
@@ -835,7 +919,9 @@
           </w:p>
         </w:tc>
         <w:tc>
-          <w:tcPr/>
+          <w:tcPr>
+            <w:tcW w:w="4389" w:type="dxa"/>
+          </w:tcPr>
           <w:p>
             <w:pPr>
               <w:pStyle w:val="Compact"/>
@@ -847,7 +933,9 @@
           </w:p>
         </w:tc>
         <w:tc>
-          <w:tcPr/>
+          <w:tcPr>
+            <w:tcW w:w="1232" w:type="dxa"/>
+          </w:tcPr>
           <w:p>
             <w:pPr>
               <w:pStyle w:val="Compact"/>
@@ -859,7 +947,9 @@
           </w:p>
         </w:tc>
         <w:tc>
-          <w:tcPr/>
+          <w:tcPr>
+            <w:tcW w:w="2055" w:type="dxa"/>
+          </w:tcPr>
           <w:p>
             <w:pPr>
               <w:pStyle w:val="Compact"/>
@@ -873,7 +963,9 @@
       </w:tr>
       <w:tr>
         <w:tc>
-          <w:tcPr/>
+          <w:tcPr>
+            <w:tcW w:w="1681" w:type="dxa"/>
+          </w:tcPr>
           <w:p>
             <w:pPr>
               <w:pStyle w:val="Compact"/>
@@ -885,7 +977,9 @@
           </w:p>
         </w:tc>
         <w:tc>
-          <w:tcPr/>
+          <w:tcPr>
+            <w:tcW w:w="4389" w:type="dxa"/>
+          </w:tcPr>
           <w:p>
             <w:pPr>
               <w:pStyle w:val="Compact"/>
@@ -897,7 +991,9 @@
           </w:p>
         </w:tc>
         <w:tc>
-          <w:tcPr/>
+          <w:tcPr>
+            <w:tcW w:w="1232" w:type="dxa"/>
+          </w:tcPr>
           <w:p>
             <w:pPr>
               <w:pStyle w:val="Compact"/>
@@ -909,7 +1005,9 @@
           </w:p>
         </w:tc>
         <w:tc>
-          <w:tcPr/>
+          <w:tcPr>
+            <w:tcW w:w="2055" w:type="dxa"/>
+          </w:tcPr>
           <w:p>
             <w:pPr>
               <w:pStyle w:val="Compact"/>
@@ -923,7 +1021,9 @@
       </w:tr>
       <w:tr>
         <w:tc>
-          <w:tcPr/>
+          <w:tcPr>
+            <w:tcW w:w="1681" w:type="dxa"/>
+          </w:tcPr>
           <w:p>
             <w:pPr>
               <w:pStyle w:val="Compact"/>
@@ -935,7 +1035,9 @@
           </w:p>
         </w:tc>
         <w:tc>
-          <w:tcPr/>
+          <w:tcPr>
+            <w:tcW w:w="4389" w:type="dxa"/>
+          </w:tcPr>
           <w:p>
             <w:pPr>
               <w:pStyle w:val="Compact"/>
@@ -947,7 +1049,9 @@
           </w:p>
         </w:tc>
         <w:tc>
-          <w:tcPr/>
+          <w:tcPr>
+            <w:tcW w:w="1232" w:type="dxa"/>
+          </w:tcPr>
           <w:p>
             <w:pPr>
               <w:pStyle w:val="Compact"/>
@@ -959,7 +1063,9 @@
           </w:p>
         </w:tc>
         <w:tc>
-          <w:tcPr/>
+          <w:tcPr>
+            <w:tcW w:w="2055" w:type="dxa"/>
+          </w:tcPr>
           <w:p>
             <w:pPr>
               <w:pStyle w:val="Compact"/>
@@ -973,7 +1079,9 @@
       </w:tr>
       <w:tr>
         <w:tc>
-          <w:tcPr/>
+          <w:tcPr>
+            <w:tcW w:w="1681" w:type="dxa"/>
+          </w:tcPr>
           <w:p>
             <w:pPr>
               <w:pStyle w:val="Compact"/>
@@ -985,7 +1093,9 @@
           </w:p>
         </w:tc>
         <w:tc>
-          <w:tcPr/>
+          <w:tcPr>
+            <w:tcW w:w="4389" w:type="dxa"/>
+          </w:tcPr>
           <w:p>
             <w:pPr>
               <w:pStyle w:val="Compact"/>
@@ -997,7 +1107,9 @@
           </w:p>
         </w:tc>
         <w:tc>
-          <w:tcPr/>
+          <w:tcPr>
+            <w:tcW w:w="1232" w:type="dxa"/>
+          </w:tcPr>
           <w:p>
             <w:pPr>
               <w:pStyle w:val="Compact"/>
@@ -1009,7 +1121,9 @@
           </w:p>
         </w:tc>
         <w:tc>
-          <w:tcPr/>
+          <w:tcPr>
+            <w:tcW w:w="2055" w:type="dxa"/>
+          </w:tcPr>
           <w:p>
             <w:pPr>
               <w:pStyle w:val="Compact"/>
@@ -1023,7 +1137,9 @@
       </w:tr>
       <w:tr>
         <w:tc>
-          <w:tcPr/>
+          <w:tcPr>
+            <w:tcW w:w="1681" w:type="dxa"/>
+          </w:tcPr>
           <w:p>
             <w:pPr>
               <w:pStyle w:val="Compact"/>
@@ -1035,7 +1151,9 @@
           </w:p>
         </w:tc>
         <w:tc>
-          <w:tcPr/>
+          <w:tcPr>
+            <w:tcW w:w="4389" w:type="dxa"/>
+          </w:tcPr>
           <w:p>
             <w:pPr>
               <w:pStyle w:val="Compact"/>
@@ -1047,7 +1165,9 @@
           </w:p>
         </w:tc>
         <w:tc>
-          <w:tcPr/>
+          <w:tcPr>
+            <w:tcW w:w="1232" w:type="dxa"/>
+          </w:tcPr>
           <w:p>
             <w:pPr>
               <w:pStyle w:val="Compact"/>
@@ -1059,7 +1179,9 @@
           </w:p>
         </w:tc>
         <w:tc>
-          <w:tcPr/>
+          <w:tcPr>
+            <w:tcW w:w="2055" w:type="dxa"/>
+          </w:tcPr>
           <w:p>
             <w:pPr>
               <w:pStyle w:val="Compact"/>
@@ -1073,7 +1195,9 @@
       </w:tr>
       <w:tr>
         <w:tc>
-          <w:tcPr/>
+          <w:tcPr>
+            <w:tcW w:w="1681" w:type="dxa"/>
+          </w:tcPr>
           <w:p>
             <w:pPr>
               <w:pStyle w:val="Compact"/>
@@ -1085,7 +1209,9 @@
           </w:p>
         </w:tc>
         <w:tc>
-          <w:tcPr/>
+          <w:tcPr>
+            <w:tcW w:w="4389" w:type="dxa"/>
+          </w:tcPr>
           <w:p>
             <w:pPr>
               <w:pStyle w:val="Compact"/>
@@ -1097,7 +1223,9 @@
           </w:p>
         </w:tc>
         <w:tc>
-          <w:tcPr/>
+          <w:tcPr>
+            <w:tcW w:w="1232" w:type="dxa"/>
+          </w:tcPr>
           <w:p>
             <w:pPr>
               <w:pStyle w:val="Compact"/>
@@ -1109,7 +1237,9 @@
           </w:p>
         </w:tc>
         <w:tc>
-          <w:tcPr/>
+          <w:tcPr>
+            <w:tcW w:w="2055" w:type="dxa"/>
+          </w:tcPr>
           <w:p>
             <w:pPr>
               <w:pStyle w:val="Compact"/>
@@ -1123,7 +1253,9 @@
       </w:tr>
       <w:tr>
         <w:tc>
-          <w:tcPr/>
+          <w:tcPr>
+            <w:tcW w:w="1681" w:type="dxa"/>
+          </w:tcPr>
           <w:p>
             <w:pPr>
               <w:pStyle w:val="Compact"/>
@@ -1135,19 +1267,23 @@
           </w:p>
         </w:tc>
         <w:tc>
-          <w:tcPr/>
-          <w:p>
-            <w:pPr>
-              <w:pStyle w:val="Compact"/>
-              <w:jc w:val="left"/>
-            </w:pPr>
-            <w:r>
-              <w:t xml:space="preserve">Senior office hours (questions in by 12:00)</w:t>
-            </w:r>
-          </w:p>
-        </w:tc>
-        <w:tc>
-          <w:tcPr/>
+          <w:tcPr>
+            <w:tcW w:w="4389" w:type="dxa"/>
+          </w:tcPr>
+          <w:p>
+            <w:pPr>
+              <w:pStyle w:val="Compact"/>
+              <w:jc w:val="left"/>
+            </w:pPr>
+            <w:r>
+              <w:t xml:space="preserve">Senior office hours (questions in by 12:00; in W3 the slot is small-analysis scoping, 15 minutes for Hire B, then 15 for Hire A)</w:t>
+            </w:r>
+          </w:p>
+        </w:tc>
+        <w:tc>
+          <w:tcPr>
+            <w:tcW w:w="1232" w:type="dxa"/>
+          </w:tcPr>
           <w:p>
             <w:pPr>
               <w:pStyle w:val="Compact"/>
@@ -1159,21 +1295,25 @@
           </w:p>
         </w:tc>
         <w:tc>
-          <w:tcPr/>
-          <w:p>
-            <w:pPr>
-              <w:pStyle w:val="Compact"/>
-              <w:jc w:val="left"/>
-            </w:pPr>
-            <w:r>
-              <w:t xml:space="preserve">Not W6, W10, W11</w:t>
+          <w:tcPr>
+            <w:tcW w:w="2055" w:type="dxa"/>
+          </w:tcPr>
+          <w:p>
+            <w:pPr>
+              <w:pStyle w:val="Compact"/>
+              <w:jc w:val="left"/>
+            </w:pPr>
+            <w:r>
+              <w:t xml:space="preserve">Not W5, W6, W9, W10, W11</w:t>
             </w:r>
           </w:p>
         </w:tc>
       </w:tr>
       <w:tr>
         <w:tc>
-          <w:tcPr/>
+          <w:tcPr>
+            <w:tcW w:w="1681" w:type="dxa"/>
+          </w:tcPr>
           <w:p>
             <w:pPr>
               <w:pStyle w:val="Compact"/>
@@ -1185,7 +1325,9 @@
           </w:p>
         </w:tc>
         <w:tc>
-          <w:tcPr/>
+          <w:tcPr>
+            <w:tcW w:w="4389" w:type="dxa"/>
+          </w:tcPr>
           <w:p>
             <w:pPr>
               <w:pStyle w:val="Compact"/>
@@ -1197,7 +1339,9 @@
           </w:p>
         </w:tc>
         <w:tc>
-          <w:tcPr/>
+          <w:tcPr>
+            <w:tcW w:w="1232" w:type="dxa"/>
+          </w:tcPr>
           <w:p>
             <w:pPr>
               <w:pStyle w:val="Compact"/>
@@ -1209,7 +1353,9 @@
           </w:p>
         </w:tc>
         <w:tc>
-          <w:tcPr/>
+          <w:tcPr>
+            <w:tcW w:w="2055" w:type="dxa"/>
+          </w:tcPr>
           <w:p>
             <w:pPr>
               <w:pStyle w:val="Compact"/>
@@ -1223,7 +1369,9 @@
       </w:tr>
       <w:tr>
         <w:tc>
-          <w:tcPr/>
+          <w:tcPr>
+            <w:tcW w:w="1681" w:type="dxa"/>
+          </w:tcPr>
           <w:p>
             <w:pPr>
               <w:pStyle w:val="Compact"/>
@@ -1235,19 +1383,23 @@
           </w:p>
         </w:tc>
         <w:tc>
-          <w:tcPr/>
-          <w:p>
-            <w:pPr>
-              <w:pStyle w:val="Compact"/>
-              <w:jc w:val="left"/>
-            </w:pPr>
-            <w:r>
-              <w:t xml:space="preserve">Senior session 2</w:t>
-            </w:r>
-          </w:p>
-        </w:tc>
-        <w:tc>
-          <w:tcPr/>
+          <w:tcPr>
+            <w:tcW w:w="4389" w:type="dxa"/>
+          </w:tcPr>
+          <w:p>
+            <w:pPr>
+              <w:pStyle w:val="Compact"/>
+              <w:jc w:val="left"/>
+            </w:pPr>
+            <w:r>
+              <w:t xml:space="preserve">Senior session 2 (W4: 13:00–14:00 small-analysis SQL review)</w:t>
+            </w:r>
+          </w:p>
+        </w:tc>
+        <w:tc>
+          <w:tcPr>
+            <w:tcW w:w="1232" w:type="dxa"/>
+          </w:tcPr>
           <w:p>
             <w:pPr>
               <w:pStyle w:val="Compact"/>
@@ -1259,7 +1411,9 @@
           </w:p>
         </w:tc>
         <w:tc>
-          <w:tcPr/>
+          <w:tcPr>
+            <w:tcW w:w="2055" w:type="dxa"/>
+          </w:tcPr>
           <w:p>
             <w:pPr>
               <w:pStyle w:val="Compact"/>
@@ -1273,7 +1427,9 @@
       </w:tr>
       <w:tr>
         <w:tc>
-          <w:tcPr/>
+          <w:tcPr>
+            <w:tcW w:w="1681" w:type="dxa"/>
+          </w:tcPr>
           <w:p>
             <w:pPr>
               <w:pStyle w:val="Compact"/>
@@ -1285,19 +1441,23 @@
           </w:p>
         </w:tc>
         <w:tc>
-          <w:tcPr/>
-          <w:p>
-            <w:pPr>
-              <w:pStyle w:val="Compact"/>
-              <w:jc w:val="left"/>
-            </w:pPr>
-            <w:r>
-              <w:t xml:space="preserve">Teach-back (W10: last working day)</w:t>
-            </w:r>
-          </w:p>
-        </w:tc>
-        <w:tc>
-          <w:tcPr/>
+          <w:tcPr>
+            <w:tcW w:w="4389" w:type="dxa"/>
+          </w:tcPr>
+          <w:p>
+            <w:pPr>
+              <w:pStyle w:val="Compact"/>
+              <w:jc w:val="left"/>
+            </w:pPr>
+            <w:r>
+              <w:t xml:space="preserve">Teach-back</w:t>
+            </w:r>
+          </w:p>
+        </w:tc>
+        <w:tc>
+          <w:tcPr>
+            <w:tcW w:w="1232" w:type="dxa"/>
+          </w:tcPr>
           <w:p>
             <w:pPr>
               <w:pStyle w:val="Compact"/>
@@ -1309,7 +1469,9 @@
           </w:p>
         </w:tc>
         <w:tc>
-          <w:tcPr/>
+          <w:tcPr>
+            <w:tcW w:w="2055" w:type="dxa"/>
+          </w:tcPr>
           <w:p>
             <w:pPr>
               <w:pStyle w:val="Compact"/>
@@ -1323,7 +1485,9 @@
       </w:tr>
       <w:tr>
         <w:tc>
-          <w:tcPr/>
+          <w:tcPr>
+            <w:tcW w:w="1681" w:type="dxa"/>
+          </w:tcPr>
           <w:p>
             <w:pPr>
               <w:pStyle w:val="Compact"/>
@@ -1335,7 +1499,9 @@
           </w:p>
         </w:tc>
         <w:tc>
-          <w:tcPr/>
+          <w:tcPr>
+            <w:tcW w:w="4389" w:type="dxa"/>
+          </w:tcPr>
           <w:p>
             <w:pPr>
               <w:pStyle w:val="Compact"/>
@@ -1359,7 +1525,9 @@
           </w:p>
         </w:tc>
         <w:tc>
-          <w:tcPr/>
+          <w:tcPr>
+            <w:tcW w:w="1232" w:type="dxa"/>
+          </w:tcPr>
           <w:p>
             <w:pPr>
               <w:pStyle w:val="Compact"/>
@@ -1371,21 +1539,25 @@
           </w:p>
         </w:tc>
         <w:tc>
-          <w:tcPr/>
-          <w:p>
-            <w:pPr>
-              <w:pStyle w:val="Compact"/>
-              <w:jc w:val="left"/>
-            </w:pPr>
-            <w:r>
-              <w:t xml:space="preserve">Every week</w:t>
+          <w:tcPr>
+            <w:tcW w:w="2055" w:type="dxa"/>
+          </w:tcPr>
+          <w:p>
+            <w:pPr>
+              <w:pStyle w:val="Compact"/>
+              <w:jc w:val="left"/>
+            </w:pPr>
+            <w:r>
+              <w:t xml:space="preserve">Every week (holiday Fridays: see below)</w:t>
             </w:r>
           </w:p>
         </w:tc>
       </w:tr>
       <w:tr>
         <w:tc>
-          <w:tcPr/>
+          <w:tcPr>
+            <w:tcW w:w="1681" w:type="dxa"/>
+          </w:tcPr>
           <w:p>
             <w:pPr>
               <w:pStyle w:val="Compact"/>
@@ -1397,7 +1569,9 @@
           </w:p>
         </w:tc>
         <w:tc>
-          <w:tcPr/>
+          <w:tcPr>
+            <w:tcW w:w="4389" w:type="dxa"/>
+          </w:tcPr>
           <w:p>
             <w:pPr>
               <w:pStyle w:val="Compact"/>
@@ -1409,7 +1583,9 @@
           </w:p>
         </w:tc>
         <w:tc>
-          <w:tcPr/>
+          <w:tcPr>
+            <w:tcW w:w="1232" w:type="dxa"/>
+          </w:tcPr>
           <w:p>
             <w:pPr>
               <w:pStyle w:val="Compact"/>
@@ -1421,21 +1597,25 @@
           </w:p>
         </w:tc>
         <w:tc>
-          <w:tcPr/>
-          <w:p>
-            <w:pPr>
-              <w:pStyle w:val="Compact"/>
-              <w:jc w:val="left"/>
-            </w:pPr>
-            <w:r>
-              <w:t xml:space="preserve">Every week</w:t>
+          <w:tcPr>
+            <w:tcW w:w="2055" w:type="dxa"/>
+          </w:tcPr>
+          <w:p>
+            <w:pPr>
+              <w:pStyle w:val="Compact"/>
+              <w:jc w:val="left"/>
+            </w:pPr>
+            <w:r>
+              <w:t xml:space="preserve">Every week (holiday Fridays: see below)</w:t>
             </w:r>
           </w:p>
         </w:tc>
       </w:tr>
       <w:tr>
         <w:tc>
-          <w:tcPr/>
+          <w:tcPr>
+            <w:tcW w:w="1681" w:type="dxa"/>
+          </w:tcPr>
           <w:p>
             <w:pPr>
               <w:pStyle w:val="Compact"/>
@@ -1447,7 +1627,9 @@
           </w:p>
         </w:tc>
         <w:tc>
-          <w:tcPr/>
+          <w:tcPr>
+            <w:tcW w:w="4389" w:type="dxa"/>
+          </w:tcPr>
           <w:p>
             <w:pPr>
               <w:pStyle w:val="Compact"/>
@@ -1459,7 +1641,9 @@
           </w:p>
         </w:tc>
         <w:tc>
-          <w:tcPr/>
+          <w:tcPr>
+            <w:tcW w:w="1232" w:type="dxa"/>
+          </w:tcPr>
           <w:p>
             <w:pPr>
               <w:pStyle w:val="Compact"/>
@@ -1471,7 +1655,9 @@
           </w:p>
         </w:tc>
         <w:tc>
-          <w:tcPr/>
+          <w:tcPr>
+            <w:tcW w:w="2055" w:type="dxa"/>
+          </w:tcPr>
           <w:p>
             <w:pPr>
               <w:pStyle w:val="Compact"/>
@@ -1484,6 +1670,24 @@
         </w:tc>
       </w:tr>
     </w:tbl>
+    <w:p>
+      <w:pPr>
+        <w:pStyle w:val="BodyText"/>
+      </w:pPr>
+      <w:r>
+        <w:rPr>
+          <w:bCs/>
+          <w:b/>
+        </w:rPr>
+        <w:t xml:space="preserve">Holiday Fridays:</w:t>
+      </w:r>
+      <w:r>
+        <w:t xml:space="preserve"> </w:t>
+      </w:r>
+      <w:r>
+        <w:t xml:space="preserve">when Friday is not a working day (W6 Fri 11/27, assumed off; W10 Fri 12/25; W11 Fri 1/1), the Friday self-report, the 1:1s and the teach-back (W10 only; there is none in W6 or W11) move to the last working day of that week, at the Friday times ([COMPANY: confirm holiday calendar]). In W6 that is Wed 11/25, and the 1:1s run 15:00–15:30 and 15:30–16:00, after tool coaching. The 1:1s are never skipped in these weeks.</w:t>
+      </w:r>
+    </w:p>
     <w:bookmarkEnd w:id="23"/>
     <w:bookmarkStart w:id="24" w:name="roadmap-w1w13"/>
     <w:p>
@@ -1497,23 +1701,26 @@
     <w:tbl>
       <w:tblPr>
         <w:tblStyle w:val="Table"/>
-        <w:tblW w:type="auto" w:w="0"/>
+        <w:tblW w:type="dxa" w:w="9360"/>
         <w:tblLook w:firstRow="1" w:lastRow="0" w:firstColumn="0" w:lastColumn="0" w:noHBand="0" w:noVBand="0" w:val="0020"/>
         <w:jc w:val="start"/>
+        <w:tblLayout w:type="fixed"/>
       </w:tblPr>
       <w:tblGrid>
-        <w:gridCol w:w="1584"/>
-        <w:gridCol w:w="1584"/>
-        <w:gridCol w:w="1584"/>
-        <w:gridCol w:w="1584"/>
-        <w:gridCol w:w="1584"/>
+        <w:gridCol w:w="838"/>
+        <w:gridCol w:w="925"/>
+        <w:gridCol w:w="3788"/>
+        <w:gridCol w:w="1945"/>
+        <w:gridCol w:w="1861"/>
       </w:tblGrid>
       <w:tr>
         <w:trPr>
           <w:tblHeader w:val="true"/>
         </w:trPr>
         <w:tc>
-          <w:tcPr/>
+          <w:tcPr>
+            <w:tcW w:w="838" w:type="dxa"/>
+          </w:tcPr>
           <w:p>
             <w:pPr>
               <w:pStyle w:val="Compact"/>
@@ -1525,7 +1732,9 @@
           </w:p>
         </w:tc>
         <w:tc>
-          <w:tcPr/>
+          <w:tcPr>
+            <w:tcW w:w="925" w:type="dxa"/>
+          </w:tcPr>
           <w:p>
             <w:pPr>
               <w:pStyle w:val="Compact"/>
@@ -1537,7 +1746,9 @@
           </w:p>
         </w:tc>
         <w:tc>
-          <w:tcPr/>
+          <w:tcPr>
+            <w:tcW w:w="3788" w:type="dxa"/>
+          </w:tcPr>
           <w:p>
             <w:pPr>
               <w:pStyle w:val="Compact"/>
@@ -1549,7 +1760,9 @@
           </w:p>
         </w:tc>
         <w:tc>
-          <w:tcPr/>
+          <w:tcPr>
+            <w:tcW w:w="1945" w:type="dxa"/>
+          </w:tcPr>
           <w:p>
             <w:pPr>
               <w:pStyle w:val="Compact"/>
@@ -1561,7 +1774,9 @@
           </w:p>
         </w:tc>
         <w:tc>
-          <w:tcPr/>
+          <w:tcPr>
+            <w:tcW w:w="1861" w:type="dxa"/>
+          </w:tcPr>
           <w:p>
             <w:pPr>
               <w:pStyle w:val="Compact"/>
@@ -1575,7 +1790,9 @@
       </w:tr>
       <w:tr>
         <w:tc>
-          <w:tcPr/>
+          <w:tcPr>
+            <w:tcW w:w="838" w:type="dxa"/>
+          </w:tcPr>
           <w:p>
             <w:pPr>
               <w:pStyle w:val="Compact"/>
@@ -1587,7 +1804,9 @@
           </w:p>
         </w:tc>
         <w:tc>
-          <w:tcPr/>
+          <w:tcPr>
+            <w:tcW w:w="925" w:type="dxa"/>
+          </w:tcPr>
           <w:p>
             <w:pPr>
               <w:pStyle w:val="Compact"/>
@@ -1599,7 +1818,9 @@
           </w:p>
         </w:tc>
         <w:tc>
-          <w:tcPr/>
+          <w:tcPr>
+            <w:tcW w:w="3788" w:type="dxa"/>
+          </w:tcPr>
           <w:p>
             <w:pPr>
               <w:pStyle w:val="Compact"/>
@@ -1611,7 +1832,9 @@
           </w:p>
         </w:tc>
         <w:tc>
-          <w:tcPr/>
+          <w:tcPr>
+            <w:tcW w:w="1945" w:type="dxa"/>
+          </w:tcPr>
           <w:p>
             <w:pPr>
               <w:pStyle w:val="Compact"/>
@@ -1623,7 +1846,9 @@
           </w:p>
         </w:tc>
         <w:tc>
-          <w:tcPr/>
+          <w:tcPr>
+            <w:tcW w:w="1861" w:type="dxa"/>
+          </w:tcPr>
           <w:p>
             <w:pPr>
               <w:pStyle w:val="Compact"/>
@@ -1637,7 +1862,9 @@
       </w:tr>
       <w:tr>
         <w:tc>
-          <w:tcPr/>
+          <w:tcPr>
+            <w:tcW w:w="838" w:type="dxa"/>
+          </w:tcPr>
           <w:p>
             <w:pPr>
               <w:pStyle w:val="Compact"/>
@@ -1649,7 +1876,9 @@
           </w:p>
         </w:tc>
         <w:tc>
-          <w:tcPr/>
+          <w:tcPr>
+            <w:tcW w:w="925" w:type="dxa"/>
+          </w:tcPr>
           <w:p>
             <w:pPr>
               <w:pStyle w:val="Compact"/>
@@ -1661,7 +1890,9 @@
           </w:p>
         </w:tc>
         <w:tc>
-          <w:tcPr/>
+          <w:tcPr>
+            <w:tcW w:w="3788" w:type="dxa"/>
+          </w:tcPr>
           <w:p>
             <w:pPr>
               <w:pStyle w:val="Compact"/>
@@ -1673,7 +1904,9 @@
           </w:p>
         </w:tc>
         <w:tc>
-          <w:tcPr/>
+          <w:tcPr>
+            <w:tcW w:w="1945" w:type="dxa"/>
+          </w:tcPr>
           <w:p>
             <w:pPr>
               <w:pStyle w:val="Compact"/>
@@ -1685,7 +1918,9 @@
           </w:p>
         </w:tc>
         <w:tc>
-          <w:tcPr/>
+          <w:tcPr>
+            <w:tcW w:w="1861" w:type="dxa"/>
+          </w:tcPr>
           <w:p>
             <w:pPr>
               <w:pStyle w:val="Compact"/>
@@ -1699,7 +1934,9 @@
       </w:tr>
       <w:tr>
         <w:tc>
-          <w:tcPr/>
+          <w:tcPr>
+            <w:tcW w:w="838" w:type="dxa"/>
+          </w:tcPr>
           <w:p>
             <w:pPr>
               <w:pStyle w:val="Compact"/>
@@ -1711,7 +1948,9 @@
           </w:p>
         </w:tc>
         <w:tc>
-          <w:tcPr/>
+          <w:tcPr>
+            <w:tcW w:w="925" w:type="dxa"/>
+          </w:tcPr>
           <w:p>
             <w:pPr>
               <w:pStyle w:val="Compact"/>
@@ -1723,7 +1962,9 @@
           </w:p>
         </w:tc>
         <w:tc>
-          <w:tcPr/>
+          <w:tcPr>
+            <w:tcW w:w="3788" w:type="dxa"/>
+          </w:tcPr>
           <w:p>
             <w:pPr>
               <w:pStyle w:val="Compact"/>
@@ -1735,19 +1976,23 @@
           </w:p>
         </w:tc>
         <w:tc>
-          <w:tcPr/>
-          <w:p>
-            <w:pPr>
-              <w:pStyle w:val="Compact"/>
-              <w:jc w:val="left"/>
-            </w:pPr>
-            <w:r>
-              <w:t xml:space="preserve">M5R kickoff; stakeholder intros</w:t>
-            </w:r>
-          </w:p>
-        </w:tc>
-        <w:tc>
-          <w:tcPr/>
+          <w:tcPr>
+            <w:tcW w:w="1945" w:type="dxa"/>
+          </w:tcPr>
+          <w:p>
+            <w:pPr>
+              <w:pStyle w:val="Compact"/>
+              <w:jc w:val="left"/>
+            </w:pPr>
+            <w:r>
+              <w:t xml:space="preserve">M5R kickoff; stakeholder intros; scope the analysis</w:t>
+            </w:r>
+          </w:p>
+        </w:tc>
+        <w:tc>
+          <w:tcPr>
+            <w:tcW w:w="1861" w:type="dxa"/>
+          </w:tcPr>
           <w:p>
             <w:pPr>
               <w:pStyle w:val="Compact"/>
@@ -1761,7 +2006,9 @@
       </w:tr>
       <w:tr>
         <w:tc>
-          <w:tcPr/>
+          <w:tcPr>
+            <w:tcW w:w="838" w:type="dxa"/>
+          </w:tcPr>
           <w:p>
             <w:pPr>
               <w:pStyle w:val="Compact"/>
@@ -1773,7 +2020,9 @@
           </w:p>
         </w:tc>
         <w:tc>
-          <w:tcPr/>
+          <w:tcPr>
+            <w:tcW w:w="925" w:type="dxa"/>
+          </w:tcPr>
           <w:p>
             <w:pPr>
               <w:pStyle w:val="Compact"/>
@@ -1785,7 +2034,9 @@
           </w:p>
         </w:tc>
         <w:tc>
-          <w:tcPr/>
+          <w:tcPr>
+            <w:tcW w:w="3788" w:type="dxa"/>
+          </w:tcPr>
           <w:p>
             <w:pPr>
               <w:pStyle w:val="Compact"/>
@@ -1797,7 +2048,9 @@
           </w:p>
         </w:tc>
         <w:tc>
-          <w:tcPr/>
+          <w:tcPr>
+            <w:tcW w:w="1945" w:type="dxa"/>
+          </w:tcPr>
           <w:p>
             <w:pPr>
               <w:pStyle w:val="Compact"/>
@@ -1809,7 +2062,9 @@
           </w:p>
         </w:tc>
         <w:tc>
-          <w:tcPr/>
+          <w:tcPr>
+            <w:tcW w:w="1861" w:type="dxa"/>
+          </w:tcPr>
           <w:p>
             <w:pPr>
               <w:pStyle w:val="Compact"/>
@@ -1823,7 +2078,9 @@
       </w:tr>
       <w:tr>
         <w:tc>
-          <w:tcPr/>
+          <w:tcPr>
+            <w:tcW w:w="838" w:type="dxa"/>
+          </w:tcPr>
           <w:p>
             <w:pPr>
               <w:pStyle w:val="Compact"/>
@@ -1835,7 +2092,9 @@
           </w:p>
         </w:tc>
         <w:tc>
-          <w:tcPr/>
+          <w:tcPr>
+            <w:tcW w:w="925" w:type="dxa"/>
+          </w:tcPr>
           <w:p>
             <w:pPr>
               <w:pStyle w:val="Compact"/>
@@ -1847,7 +2106,9 @@
           </w:p>
         </w:tc>
         <w:tc>
-          <w:tcPr/>
+          <w:tcPr>
+            <w:tcW w:w="3788" w:type="dxa"/>
+          </w:tcPr>
           <w:p>
             <w:pPr>
               <w:pStyle w:val="Compact"/>
@@ -1859,7 +2120,9 @@
           </w:p>
         </w:tc>
         <w:tc>
-          <w:tcPr/>
+          <w:tcPr>
+            <w:tcW w:w="1945" w:type="dxa"/>
+          </w:tcPr>
           <w:p>
             <w:pPr>
               <w:pStyle w:val="Compact"/>
@@ -1871,7 +2134,9 @@
           </w:p>
         </w:tc>
         <w:tc>
-          <w:tcPr/>
+          <w:tcPr>
+            <w:tcW w:w="1861" w:type="dxa"/>
+          </w:tcPr>
           <w:p>
             <w:pPr>
               <w:pStyle w:val="Compact"/>
@@ -1885,7 +2150,9 @@
       </w:tr>
       <w:tr>
         <w:tc>
-          <w:tcPr/>
+          <w:tcPr>
+            <w:tcW w:w="838" w:type="dxa"/>
+          </w:tcPr>
           <w:p>
             <w:pPr>
               <w:pStyle w:val="Compact"/>
@@ -1897,7 +2164,9 @@
           </w:p>
         </w:tc>
         <w:tc>
-          <w:tcPr/>
+          <w:tcPr>
+            <w:tcW w:w="925" w:type="dxa"/>
+          </w:tcPr>
           <w:p>
             <w:pPr>
               <w:pStyle w:val="Compact"/>
@@ -1909,7 +2178,9 @@
           </w:p>
         </w:tc>
         <w:tc>
-          <w:tcPr/>
+          <w:tcPr>
+            <w:tcW w:w="3788" w:type="dxa"/>
+          </w:tcPr>
           <w:p>
             <w:pPr>
               <w:pStyle w:val="Compact"/>
@@ -1921,7 +2192,9 @@
           </w:p>
         </w:tc>
         <w:tc>
-          <w:tcPr/>
+          <w:tcPr>
+            <w:tcW w:w="1945" w:type="dxa"/>
+          </w:tcPr>
           <w:p>
             <w:pPr>
               <w:pStyle w:val="Compact"/>
@@ -1933,7 +2206,9 @@
           </w:p>
         </w:tc>
         <w:tc>
-          <w:tcPr/>
+          <w:tcPr>
+            <w:tcW w:w="1861" w:type="dxa"/>
+          </w:tcPr>
           <w:p>
             <w:pPr>
               <w:pStyle w:val="Compact"/>
@@ -1947,7 +2222,9 @@
       </w:tr>
       <w:tr>
         <w:tc>
-          <w:tcPr/>
+          <w:tcPr>
+            <w:tcW w:w="838" w:type="dxa"/>
+          </w:tcPr>
           <w:p>
             <w:pPr>
               <w:pStyle w:val="Compact"/>
@@ -1959,7 +2236,9 @@
           </w:p>
         </w:tc>
         <w:tc>
-          <w:tcPr/>
+          <w:tcPr>
+            <w:tcW w:w="925" w:type="dxa"/>
+          </w:tcPr>
           <w:p>
             <w:pPr>
               <w:pStyle w:val="Compact"/>
@@ -1971,7 +2250,9 @@
           </w:p>
         </w:tc>
         <w:tc>
-          <w:tcPr/>
+          <w:tcPr>
+            <w:tcW w:w="3788" w:type="dxa"/>
+          </w:tcPr>
           <w:p>
             <w:pPr>
               <w:pStyle w:val="Compact"/>
@@ -1983,7 +2264,9 @@
           </w:p>
         </w:tc>
         <w:tc>
-          <w:tcPr/>
+          <w:tcPr>
+            <w:tcW w:w="1945" w:type="dxa"/>
+          </w:tcPr>
           <w:p>
             <w:pPr>
               <w:pStyle w:val="Compact"/>
@@ -1995,7 +2278,9 @@
           </w:p>
         </w:tc>
         <w:tc>
-          <w:tcPr/>
+          <w:tcPr>
+            <w:tcW w:w="1861" w:type="dxa"/>
+          </w:tcPr>
           <w:p>
             <w:pPr>
               <w:pStyle w:val="Compact"/>
@@ -2009,7 +2294,9 @@
       </w:tr>
       <w:tr>
         <w:tc>
-          <w:tcPr/>
+          <w:tcPr>
+            <w:tcW w:w="838" w:type="dxa"/>
+          </w:tcPr>
           <w:p>
             <w:pPr>
               <w:pStyle w:val="Compact"/>
@@ -2021,7 +2308,9 @@
           </w:p>
         </w:tc>
         <w:tc>
-          <w:tcPr/>
+          <w:tcPr>
+            <w:tcW w:w="925" w:type="dxa"/>
+          </w:tcPr>
           <w:p>
             <w:pPr>
               <w:pStyle w:val="Compact"/>
@@ -2033,7 +2322,9 @@
           </w:p>
         </w:tc>
         <w:tc>
-          <w:tcPr/>
+          <w:tcPr>
+            <w:tcW w:w="3788" w:type="dxa"/>
+          </w:tcPr>
           <w:p>
             <w:pPr>
               <w:pStyle w:val="Compact"/>
@@ -2045,7 +2336,9 @@
           </w:p>
         </w:tc>
         <w:tc>
-          <w:tcPr/>
+          <w:tcPr>
+            <w:tcW w:w="1945" w:type="dxa"/>
+          </w:tcPr>
           <w:p>
             <w:pPr>
               <w:pStyle w:val="Compact"/>
@@ -2057,7 +2350,9 @@
           </w:p>
         </w:tc>
         <w:tc>
-          <w:tcPr/>
+          <w:tcPr>
+            <w:tcW w:w="1861" w:type="dxa"/>
+          </w:tcPr>
           <w:p>
             <w:pPr>
               <w:pStyle w:val="Compact"/>
@@ -2071,7 +2366,9 @@
       </w:tr>
       <w:tr>
         <w:tc>
-          <w:tcPr/>
+          <w:tcPr>
+            <w:tcW w:w="838" w:type="dxa"/>
+          </w:tcPr>
           <w:p>
             <w:pPr>
               <w:pStyle w:val="Compact"/>
@@ -2083,7 +2380,9 @@
           </w:p>
         </w:tc>
         <w:tc>
-          <w:tcPr/>
+          <w:tcPr>
+            <w:tcW w:w="925" w:type="dxa"/>
+          </w:tcPr>
           <w:p>
             <w:pPr>
               <w:pStyle w:val="Compact"/>
@@ -2095,7 +2394,9 @@
           </w:p>
         </w:tc>
         <w:tc>
-          <w:tcPr/>
+          <w:tcPr>
+            <w:tcW w:w="3788" w:type="dxa"/>
+          </w:tcPr>
           <w:p>
             <w:pPr>
               <w:pStyle w:val="Compact"/>
@@ -2107,7 +2408,9 @@
           </w:p>
         </w:tc>
         <w:tc>
-          <w:tcPr/>
+          <w:tcPr>
+            <w:tcW w:w="1945" w:type="dxa"/>
+          </w:tcPr>
           <w:p>
             <w:pPr>
               <w:pStyle w:val="Compact"/>
@@ -2119,7 +2422,9 @@
           </w:p>
         </w:tc>
         <w:tc>
-          <w:tcPr/>
+          <w:tcPr>
+            <w:tcW w:w="1861" w:type="dxa"/>
+          </w:tcPr>
           <w:p>
             <w:pPr>
               <w:pStyle w:val="Compact"/>
@@ -2133,7 +2438,9 @@
       </w:tr>
       <w:tr>
         <w:tc>
-          <w:tcPr/>
+          <w:tcPr>
+            <w:tcW w:w="838" w:type="dxa"/>
+          </w:tcPr>
           <w:p>
             <w:pPr>
               <w:pStyle w:val="Compact"/>
@@ -2145,7 +2452,9 @@
           </w:p>
         </w:tc>
         <w:tc>
-          <w:tcPr/>
+          <w:tcPr>
+            <w:tcW w:w="925" w:type="dxa"/>
+          </w:tcPr>
           <w:p>
             <w:pPr>
               <w:pStyle w:val="Compact"/>
@@ -2157,7 +2466,9 @@
           </w:p>
         </w:tc>
         <w:tc>
-          <w:tcPr/>
+          <w:tcPr>
+            <w:tcW w:w="3788" w:type="dxa"/>
+          </w:tcPr>
           <w:p>
             <w:pPr>
               <w:pStyle w:val="Compact"/>
@@ -2169,7 +2480,9 @@
           </w:p>
         </w:tc>
         <w:tc>
-          <w:tcPr/>
+          <w:tcPr>
+            <w:tcW w:w="1945" w:type="dxa"/>
+          </w:tcPr>
           <w:p>
             <w:pPr>
               <w:pStyle w:val="Compact"/>
@@ -2181,7 +2494,9 @@
           </w:p>
         </w:tc>
         <w:tc>
-          <w:tcPr/>
+          <w:tcPr>
+            <w:tcW w:w="1861" w:type="dxa"/>
+          </w:tcPr>
           <w:p>
             <w:pPr>
               <w:pStyle w:val="Compact"/>
@@ -2195,7 +2510,9 @@
       </w:tr>
       <w:tr>
         <w:tc>
-          <w:tcPr/>
+          <w:tcPr>
+            <w:tcW w:w="838" w:type="dxa"/>
+          </w:tcPr>
           <w:p>
             <w:pPr>
               <w:pStyle w:val="Compact"/>
@@ -2207,7 +2524,9 @@
           </w:p>
         </w:tc>
         <w:tc>
-          <w:tcPr/>
+          <w:tcPr>
+            <w:tcW w:w="925" w:type="dxa"/>
+          </w:tcPr>
           <w:p>
             <w:pPr>
               <w:pStyle w:val="Compact"/>
@@ -2219,7 +2538,9 @@
           </w:p>
         </w:tc>
         <w:tc>
-          <w:tcPr/>
+          <w:tcPr>
+            <w:tcW w:w="3788" w:type="dxa"/>
+          </w:tcPr>
           <w:p>
             <w:pPr>
               <w:pStyle w:val="Compact"/>
@@ -2231,7 +2552,9 @@
           </w:p>
         </w:tc>
         <w:tc>
-          <w:tcPr/>
+          <w:tcPr>
+            <w:tcW w:w="1945" w:type="dxa"/>
+          </w:tcPr>
           <w:p>
             <w:pPr>
               <w:pStyle w:val="Compact"/>
@@ -2243,7 +2566,9 @@
           </w:p>
         </w:tc>
         <w:tc>
-          <w:tcPr/>
+          <w:tcPr>
+            <w:tcW w:w="1861" w:type="dxa"/>
+          </w:tcPr>
           <w:p>
             <w:pPr>
               <w:pStyle w:val="Compact"/>
@@ -2257,7 +2582,9 @@
       </w:tr>
       <w:tr>
         <w:tc>
-          <w:tcPr/>
+          <w:tcPr>
+            <w:tcW w:w="838" w:type="dxa"/>
+          </w:tcPr>
           <w:p>
             <w:pPr>
               <w:pStyle w:val="Compact"/>
@@ -2269,7 +2596,9 @@
           </w:p>
         </w:tc>
         <w:tc>
-          <w:tcPr/>
+          <w:tcPr>
+            <w:tcW w:w="925" w:type="dxa"/>
+          </w:tcPr>
           <w:p>
             <w:pPr>
               <w:pStyle w:val="Compact"/>
@@ -2281,7 +2610,9 @@
           </w:p>
         </w:tc>
         <w:tc>
-          <w:tcPr/>
+          <w:tcPr>
+            <w:tcW w:w="3788" w:type="dxa"/>
+          </w:tcPr>
           <w:p>
             <w:pPr>
               <w:pStyle w:val="Compact"/>
@@ -2293,7 +2624,9 @@
           </w:p>
         </w:tc>
         <w:tc>
-          <w:tcPr/>
+          <w:tcPr>
+            <w:tcW w:w="1945" w:type="dxa"/>
+          </w:tcPr>
           <w:p>
             <w:pPr>
               <w:pStyle w:val="Compact"/>
@@ -2305,7 +2638,9 @@
           </w:p>
         </w:tc>
         <w:tc>
-          <w:tcPr/>
+          <w:tcPr>
+            <w:tcW w:w="1861" w:type="dxa"/>
+          </w:tcPr>
           <w:p>
             <w:pPr>
               <w:pStyle w:val="Compact"/>
@@ -2319,7 +2654,9 @@
       </w:tr>
       <w:tr>
         <w:tc>
-          <w:tcPr/>
+          <w:tcPr>
+            <w:tcW w:w="838" w:type="dxa"/>
+          </w:tcPr>
           <w:p>
             <w:pPr>
               <w:pStyle w:val="Compact"/>
@@ -2331,7 +2668,9 @@
           </w:p>
         </w:tc>
         <w:tc>
-          <w:tcPr/>
+          <w:tcPr>
+            <w:tcW w:w="925" w:type="dxa"/>
+          </w:tcPr>
           <w:p>
             <w:pPr>
               <w:pStyle w:val="Compact"/>
@@ -2343,7 +2682,9 @@
           </w:p>
         </w:tc>
         <w:tc>
-          <w:tcPr/>
+          <w:tcPr>
+            <w:tcW w:w="3788" w:type="dxa"/>
+          </w:tcPr>
           <w:p>
             <w:pPr>
               <w:pStyle w:val="Compact"/>
@@ -2355,7 +2696,9 @@
           </w:p>
         </w:tc>
         <w:tc>
-          <w:tcPr/>
+          <w:tcPr>
+            <w:tcW w:w="1945" w:type="dxa"/>
+          </w:tcPr>
           <w:p>
             <w:pPr>
               <w:pStyle w:val="Compact"/>
@@ -2367,7 +2710,9 @@
           </w:p>
         </w:tc>
         <w:tc>
-          <w:tcPr/>
+          <w:tcPr>
+            <w:tcW w:w="1861" w:type="dxa"/>
+          </w:tcPr>
           <w:p>
             <w:pPr>
               <w:pStyle w:val="Compact"/>
@@ -2546,7 +2891,7 @@
         <w:pStyle w:val="Compact"/>
       </w:pPr>
       <w:r>
-        <w:t xml:space="preserve">A60-3, A60-4: one ad-hoc investigation end to end; owns [COMPANY: tool closest to Research].</w:t>
+        <w:t xml:space="preserve">A60-3, A60-4: one ad-hoc investigation end to end; owns [COMPANY: tool closest to Research] (one end-to-end run, either supervised in production or on a test copy).</w:t>
       </w:r>
     </w:p>
     <w:p>
@@ -2594,7 +2939,7 @@
         <w:pStyle w:val="Compact"/>
       </w:pPr>
       <w:r>
-        <w:t xml:space="preserve">B60-3, B60-4: PPV for one closed period, top 10 variances by driver; owns [COMPANY: name of std-cost tool].</w:t>
+        <w:t xml:space="preserve">B60-3, B60-4: PPV for one closed period, top 10 variances by driver; owns [COMPANY: name of std-cost tool] (one end-to-end run, either supervised in production or on a test copy).</w:t>
       </w:r>
     </w:p>
     <w:p>
@@ -2789,7 +3134,7 @@
         <w:t xml:space="preserve"> </w:t>
       </w:r>
       <w:r>
-        <w:t xml:space="preserve">(business days to effective date): under 5 or business-critical, a trainer is maker and the hires shadow and draft a parallel practice brief or model; 5–15, the hire is maker with a 15-minute daily checkpoint; over 15, the hire is maker on the normal cycle. In W1–W2 the trainer is always maker.</w:t>
+        <w:t xml:space="preserve">(business days to effective date): under 5 or business-critical, a trainer is maker and the hires shadow and draft a parallel practice brief or model; 5–15, the hire is maker with a 15-minute daily checkpoint, and the checker reviews each draft on the same business day it is submitted (from the checker's review or buffer time), with nothing released before that review; over 15, the hire is maker on the normal cycle. In W1–W2 the trainer is always maker.</w:t>
       </w:r>
     </w:p>
     <w:p>
@@ -2909,7 +3254,7 @@
         <w:t xml:space="preserve"> </w:t>
       </w:r>
       <w:r>
-        <w:t xml:space="preserve">([COMPANY: trainer-only location]): the analytics answer key and data generator.</w:t>
+        <w:t xml:space="preserve">([COMPANY: trainer-only location]): the analytics answer key and data generator. The hires do not get them before the day-30 review; after it, the Manager decides whether to share the key.</w:t>
       </w:r>
     </w:p>
     <w:bookmarkEnd w:id="30"/>

--- a/dist/docs/00-program-at-a-glance.docx
+++ b/dist/docs/00-program-at-a-glance.docx
@@ -16,7 +16,7 @@
         <w:pStyle w:val="FirstParagraph"/>
       </w:pPr>
       <w:r>
-        <w:t xml:space="preserve">Last updated: 2026-10-08 · Owner: BSA Manager</w:t>
+        <w:t xml:space="preserve">Last updated: 2026-10-17 · Owner: BSA Manager</w:t>
       </w:r>
     </w:p>
     <w:p>
@@ -115,10 +115,10 @@
         <w:tblLayout w:type="fixed"/>
       </w:tblPr>
       <w:tblGrid>
-        <w:gridCol w:w="1486"/>
-        <w:gridCol w:w="1527"/>
-        <w:gridCol w:w="876"/>
-        <w:gridCol w:w="5470"/>
+        <w:gridCol w:w="1482"/>
+        <w:gridCol w:w="1523"/>
+        <w:gridCol w:w="900"/>
+        <w:gridCol w:w="5454"/>
       </w:tblGrid>
       <w:tr>
         <w:trPr>
@@ -126,7 +126,7 @@
         </w:trPr>
         <w:tc>
           <w:tcPr>
-            <w:tcW w:w="1486" w:type="dxa"/>
+            <w:tcW w:w="1482" w:type="dxa"/>
           </w:tcPr>
           <w:p>
             <w:pPr>
@@ -140,7 +140,7 @@
         </w:tc>
         <w:tc>
           <w:tcPr>
-            <w:tcW w:w="1527" w:type="dxa"/>
+            <w:tcW w:w="1523" w:type="dxa"/>
           </w:tcPr>
           <w:p>
             <w:pPr>
@@ -154,7 +154,7 @@
         </w:tc>
         <w:tc>
           <w:tcPr>
-            <w:tcW w:w="876" w:type="dxa"/>
+            <w:tcW w:w="900" w:type="dxa"/>
           </w:tcPr>
           <w:p>
             <w:pPr>
@@ -168,7 +168,7 @@
         </w:tc>
         <w:tc>
           <w:tcPr>
-            <w:tcW w:w="5470" w:type="dxa"/>
+            <w:tcW w:w="5454" w:type="dxa"/>
           </w:tcPr>
           <w:p>
             <w:pPr>
@@ -184,7 +184,7 @@
       <w:tr>
         <w:tc>
           <w:tcPr>
-            <w:tcW w:w="1486" w:type="dxa"/>
+            <w:tcW w:w="1482" w:type="dxa"/>
           </w:tcPr>
           <w:p>
             <w:pPr>
@@ -198,7 +198,7 @@
         </w:tc>
         <w:tc>
           <w:tcPr>
-            <w:tcW w:w="1527" w:type="dxa"/>
+            <w:tcW w:w="1523" w:type="dxa"/>
           </w:tcPr>
           <w:p>
             <w:pPr>
@@ -212,7 +212,7 @@
         </w:tc>
         <w:tc>
           <w:tcPr>
-            <w:tcW w:w="876" w:type="dxa"/>
+            <w:tcW w:w="900" w:type="dxa"/>
           </w:tcPr>
           <w:p>
             <w:pPr>
@@ -226,7 +226,7 @@
         </w:tc>
         <w:tc>
           <w:tcPr>
-            <w:tcW w:w="5470" w:type="dxa"/>
+            <w:tcW w:w="5454" w:type="dxa"/>
           </w:tcPr>
           <w:p>
             <w:pPr>
@@ -242,7 +242,7 @@
       <w:tr>
         <w:tc>
           <w:tcPr>
-            <w:tcW w:w="1486" w:type="dxa"/>
+            <w:tcW w:w="1482" w:type="dxa"/>
           </w:tcPr>
           <w:p>
             <w:pPr>
@@ -256,7 +256,7 @@
         </w:tc>
         <w:tc>
           <w:tcPr>
-            <w:tcW w:w="1527" w:type="dxa"/>
+            <w:tcW w:w="1523" w:type="dxa"/>
           </w:tcPr>
           <w:p>
             <w:pPr>
@@ -270,7 +270,7 @@
         </w:tc>
         <w:tc>
           <w:tcPr>
-            <w:tcW w:w="876" w:type="dxa"/>
+            <w:tcW w:w="900" w:type="dxa"/>
           </w:tcPr>
           <w:p>
             <w:pPr>
@@ -284,7 +284,7 @@
         </w:tc>
         <w:tc>
           <w:tcPr>
-            <w:tcW w:w="5470" w:type="dxa"/>
+            <w:tcW w:w="5454" w:type="dxa"/>
           </w:tcPr>
           <w:p>
             <w:pPr>
@@ -300,7 +300,7 @@
       <w:tr>
         <w:tc>
           <w:tcPr>
-            <w:tcW w:w="1486" w:type="dxa"/>
+            <w:tcW w:w="1482" w:type="dxa"/>
           </w:tcPr>
           <w:p>
             <w:pPr>
@@ -314,7 +314,7 @@
         </w:tc>
         <w:tc>
           <w:tcPr>
-            <w:tcW w:w="1527" w:type="dxa"/>
+            <w:tcW w:w="1523" w:type="dxa"/>
           </w:tcPr>
           <w:p>
             <w:pPr>
@@ -328,7 +328,7 @@
         </w:tc>
         <w:tc>
           <w:tcPr>
-            <w:tcW w:w="876" w:type="dxa"/>
+            <w:tcW w:w="900" w:type="dxa"/>
           </w:tcPr>
           <w:p>
             <w:pPr>
@@ -342,7 +342,7 @@
         </w:tc>
         <w:tc>
           <w:tcPr>
-            <w:tcW w:w="5470" w:type="dxa"/>
+            <w:tcW w:w="5454" w:type="dxa"/>
           </w:tcPr>
           <w:p>
             <w:pPr>
@@ -358,7 +358,7 @@
       <w:tr>
         <w:tc>
           <w:tcPr>
-            <w:tcW w:w="1486" w:type="dxa"/>
+            <w:tcW w:w="1482" w:type="dxa"/>
           </w:tcPr>
           <w:p>
             <w:pPr>
@@ -372,7 +372,7 @@
         </w:tc>
         <w:tc>
           <w:tcPr>
-            <w:tcW w:w="1527" w:type="dxa"/>
+            <w:tcW w:w="1523" w:type="dxa"/>
           </w:tcPr>
           <w:p>
             <w:pPr>
@@ -386,7 +386,7 @@
         </w:tc>
         <w:tc>
           <w:tcPr>
-            <w:tcW w:w="876" w:type="dxa"/>
+            <w:tcW w:w="900" w:type="dxa"/>
           </w:tcPr>
           <w:p>
             <w:pPr>
@@ -400,7 +400,7 @@
         </w:tc>
         <w:tc>
           <w:tcPr>
-            <w:tcW w:w="5470" w:type="dxa"/>
+            <w:tcW w:w="5454" w:type="dxa"/>
           </w:tcPr>
           <w:p>
             <w:pPr>
@@ -416,7 +416,7 @@
       <w:tr>
         <w:tc>
           <w:tcPr>
-            <w:tcW w:w="1486" w:type="dxa"/>
+            <w:tcW w:w="1482" w:type="dxa"/>
           </w:tcPr>
           <w:p>
             <w:pPr>
@@ -430,7 +430,7 @@
         </w:tc>
         <w:tc>
           <w:tcPr>
-            <w:tcW w:w="1527" w:type="dxa"/>
+            <w:tcW w:w="1523" w:type="dxa"/>
           </w:tcPr>
           <w:p>
             <w:pPr>
@@ -444,7 +444,7 @@
         </w:tc>
         <w:tc>
           <w:tcPr>
-            <w:tcW w:w="876" w:type="dxa"/>
+            <w:tcW w:w="900" w:type="dxa"/>
           </w:tcPr>
           <w:p>
             <w:pPr>
@@ -458,7 +458,7 @@
         </w:tc>
         <w:tc>
           <w:tcPr>
-            <w:tcW w:w="5470" w:type="dxa"/>
+            <w:tcW w:w="5454" w:type="dxa"/>
           </w:tcPr>
           <w:p>
             <w:pPr>
@@ -474,7 +474,7 @@
       <w:tr>
         <w:tc>
           <w:tcPr>
-            <w:tcW w:w="1486" w:type="dxa"/>
+            <w:tcW w:w="1482" w:type="dxa"/>
           </w:tcPr>
           <w:p>
             <w:pPr>
@@ -488,7 +488,7 @@
         </w:tc>
         <w:tc>
           <w:tcPr>
-            <w:tcW w:w="1527" w:type="dxa"/>
+            <w:tcW w:w="1523" w:type="dxa"/>
           </w:tcPr>
           <w:p>
             <w:pPr>
@@ -502,7 +502,7 @@
         </w:tc>
         <w:tc>
           <w:tcPr>
-            <w:tcW w:w="876" w:type="dxa"/>
+            <w:tcW w:w="900" w:type="dxa"/>
           </w:tcPr>
           <w:p>
             <w:pPr>
@@ -516,7 +516,7 @@
         </w:tc>
         <w:tc>
           <w:tcPr>
-            <w:tcW w:w="5470" w:type="dxa"/>
+            <w:tcW w:w="5454" w:type="dxa"/>
           </w:tcPr>
           <w:p>
             <w:pPr>
@@ -532,7 +532,7 @@
       <w:tr>
         <w:tc>
           <w:tcPr>
-            <w:tcW w:w="1486" w:type="dxa"/>
+            <w:tcW w:w="1482" w:type="dxa"/>
           </w:tcPr>
           <w:p>
             <w:pPr>
@@ -546,7 +546,7 @@
         </w:tc>
         <w:tc>
           <w:tcPr>
-            <w:tcW w:w="1527" w:type="dxa"/>
+            <w:tcW w:w="1523" w:type="dxa"/>
           </w:tcPr>
           <w:p>
             <w:pPr>
@@ -560,7 +560,7 @@
         </w:tc>
         <w:tc>
           <w:tcPr>
-            <w:tcW w:w="876" w:type="dxa"/>
+            <w:tcW w:w="900" w:type="dxa"/>
           </w:tcPr>
           <w:p>
             <w:pPr>
@@ -574,7 +574,7 @@
         </w:tc>
         <w:tc>
           <w:tcPr>
-            <w:tcW w:w="5470" w:type="dxa"/>
+            <w:tcW w:w="5454" w:type="dxa"/>
           </w:tcPr>
           <w:p>
             <w:pPr>
@@ -590,7 +590,7 @@
       <w:tr>
         <w:tc>
           <w:tcPr>
-            <w:tcW w:w="1486" w:type="dxa"/>
+            <w:tcW w:w="1482" w:type="dxa"/>
           </w:tcPr>
           <w:p>
             <w:pPr>
@@ -604,7 +604,7 @@
         </w:tc>
         <w:tc>
           <w:tcPr>
-            <w:tcW w:w="1527" w:type="dxa"/>
+            <w:tcW w:w="1523" w:type="dxa"/>
           </w:tcPr>
           <w:p>
             <w:pPr>
@@ -618,7 +618,7 @@
         </w:tc>
         <w:tc>
           <w:tcPr>
-            <w:tcW w:w="876" w:type="dxa"/>
+            <w:tcW w:w="900" w:type="dxa"/>
           </w:tcPr>
           <w:p>
             <w:pPr>
@@ -632,7 +632,7 @@
         </w:tc>
         <w:tc>
           <w:tcPr>
-            <w:tcW w:w="5470" w:type="dxa"/>
+            <w:tcW w:w="5454" w:type="dxa"/>
           </w:tcPr>
           <w:p>
             <w:pPr>
@@ -722,6 +722,28 @@
         <w:t xml:space="preserve">exports backlog items from W6 (M7), reporting backlog items from W10 (M8), drawback exposure only (M9; the Senior keeps it).</w:t>
       </w:r>
     </w:p>
+    <w:p>
+      <w:pPr>
+        <w:numPr>
+          <w:ilvl w:val="0"/>
+          <w:numId w:val="1002"/>
+        </w:numPr>
+        <w:pStyle w:val="Compact"/>
+      </w:pPr>
+      <w:r>
+        <w:rPr>
+          <w:bCs/>
+          <w:b/>
+        </w:rPr>
+        <w:t xml:space="preserve">Shared modules for both:</w:t>
+      </w:r>
+      <w:r>
+        <w:t xml:space="preserve"> </w:t>
+      </w:r>
+      <w:r>
+        <w:t xml:space="preserve">M0 orientation, M1 customs, M2 trade systems, M3 data and analytics (with analytics depth in W7–W9: KPI design, star-schema model, DAX measures, variance statistics), M4 BSA fundamentals (W2–W3) and craft, M6 custom tools, M10 e2open, and three newer modules: M11 Copilot Chat for BSA work (W1 onward), M12 data platform (team database, SSMS, DBeaver on Oracle EBS read-only, Power BI, Power Automate, Power Apps, the remote server; W1–W6, then ongoing) and M13 SDLC and change delivery (W5–W6, applied in W8 and on e2open). Their self-study comes out of the existing self-study time.</w:t>
+      </w:r>
+    </w:p>
     <w:bookmarkEnd w:id="21"/>
     <w:bookmarkStart w:id="22" w:name="trainers-and-weekly-capacity"/>
     <w:p>
@@ -751,7 +773,7 @@
         <w:t xml:space="preserve"> </w:t>
       </w:r>
       <w:r>
-        <w:t xml:space="preserve">(about 5 h in W6, 4 h in W10 and W11). The only trainer for AS400 and the custom tools; also orientation, Oracle touchpoints, BSA craft, track coaching, 1:1s, reviews.</w:t>
+        <w:t xml:space="preserve">(about 5 h in W6, 4 h in W10 and W11). The only trainer for AS400 and the custom tools; also orientation, Oracle touchpoints, BSA fundamentals and craft, Copilot Chat rules, the data platform walkthrough, SDLC coaching on the owned tool, track coaching, 1:1s, reviews.</w:t>
       </w:r>
     </w:p>
     <w:p>
@@ -795,7 +817,7 @@
         <w:t xml:space="preserve"> </w:t>
       </w:r>
       <w:r>
-        <w:t xml:space="preserve">about 40 h a week, about 5–8 h guided (about 9 h in W1–W2, about 5 h in W10–W13); the rest is structured self-study, shadowing, real low-risk work and documentation.</w:t>
+        <w:t xml:space="preserve">about 40 h a week, about 5–8 h guided (about 9–10 h in W1–W2, about 5 h in W10–W13); the rest is structured self-study, shadowing, real low-risk work and documentation.</w:t>
       </w:r>
     </w:p>
     <w:bookmarkEnd w:id="22"/>
@@ -837,10 +859,10 @@
         <w:tblLayout w:type="fixed"/>
       </w:tblPr>
       <w:tblGrid>
-        <w:gridCol w:w="1681"/>
-        <w:gridCol w:w="4389"/>
-        <w:gridCol w:w="1232"/>
-        <w:gridCol w:w="2055"/>
+        <w:gridCol w:w="1653"/>
+        <w:gridCol w:w="4472"/>
+        <w:gridCol w:w="1212"/>
+        <w:gridCol w:w="2021"/>
       </w:tblGrid>
       <w:tr>
         <w:trPr>
@@ -848,7 +870,7 @@
         </w:trPr>
         <w:tc>
           <w:tcPr>
-            <w:tcW w:w="1681" w:type="dxa"/>
+            <w:tcW w:w="1653" w:type="dxa"/>
           </w:tcPr>
           <w:p>
             <w:pPr>
@@ -862,7 +884,7 @@
         </w:tc>
         <w:tc>
           <w:tcPr>
-            <w:tcW w:w="4389" w:type="dxa"/>
+            <w:tcW w:w="4472" w:type="dxa"/>
           </w:tcPr>
           <w:p>
             <w:pPr>
@@ -876,7 +898,7 @@
         </w:tc>
         <w:tc>
           <w:tcPr>
-            <w:tcW w:w="1232" w:type="dxa"/>
+            <w:tcW w:w="1212" w:type="dxa"/>
           </w:tcPr>
           <w:p>
             <w:pPr>
@@ -890,7 +912,7 @@
         </w:tc>
         <w:tc>
           <w:tcPr>
-            <w:tcW w:w="2055" w:type="dxa"/>
+            <w:tcW w:w="2021" w:type="dxa"/>
           </w:tcPr>
           <w:p>
             <w:pPr>
@@ -906,7 +928,7 @@
       <w:tr>
         <w:tc>
           <w:tcPr>
-            <w:tcW w:w="1681" w:type="dxa"/>
+            <w:tcW w:w="1653" w:type="dxa"/>
           </w:tcPr>
           <w:p>
             <w:pPr>
@@ -920,7 +942,7 @@
         </w:tc>
         <w:tc>
           <w:tcPr>
-            <w:tcW w:w="4389" w:type="dxa"/>
+            <w:tcW w:w="4472" w:type="dxa"/>
           </w:tcPr>
           <w:p>
             <w:pPr>
@@ -934,7 +956,7 @@
         </w:tc>
         <w:tc>
           <w:tcPr>
-            <w:tcW w:w="1232" w:type="dxa"/>
+            <w:tcW w:w="1212" w:type="dxa"/>
           </w:tcPr>
           <w:p>
             <w:pPr>
@@ -948,7 +970,7 @@
         </w:tc>
         <w:tc>
           <w:tcPr>
-            <w:tcW w:w="2055" w:type="dxa"/>
+            <w:tcW w:w="2021" w:type="dxa"/>
           </w:tcPr>
           <w:p>
             <w:pPr>
@@ -964,7 +986,7 @@
       <w:tr>
         <w:tc>
           <w:tcPr>
-            <w:tcW w:w="1681" w:type="dxa"/>
+            <w:tcW w:w="1653" w:type="dxa"/>
           </w:tcPr>
           <w:p>
             <w:pPr>
@@ -978,7 +1000,7 @@
         </w:tc>
         <w:tc>
           <w:tcPr>
-            <w:tcW w:w="4389" w:type="dxa"/>
+            <w:tcW w:w="4472" w:type="dxa"/>
           </w:tcPr>
           <w:p>
             <w:pPr>
@@ -992,7 +1014,7 @@
         </w:tc>
         <w:tc>
           <w:tcPr>
-            <w:tcW w:w="1232" w:type="dxa"/>
+            <w:tcW w:w="1212" w:type="dxa"/>
           </w:tcPr>
           <w:p>
             <w:pPr>
@@ -1006,7 +1028,7 @@
         </w:tc>
         <w:tc>
           <w:tcPr>
-            <w:tcW w:w="2055" w:type="dxa"/>
+            <w:tcW w:w="2021" w:type="dxa"/>
           </w:tcPr>
           <w:p>
             <w:pPr>
@@ -1022,7 +1044,7 @@
       <w:tr>
         <w:tc>
           <w:tcPr>
-            <w:tcW w:w="1681" w:type="dxa"/>
+            <w:tcW w:w="1653" w:type="dxa"/>
           </w:tcPr>
           <w:p>
             <w:pPr>
@@ -1036,7 +1058,7 @@
         </w:tc>
         <w:tc>
           <w:tcPr>
-            <w:tcW w:w="4389" w:type="dxa"/>
+            <w:tcW w:w="4472" w:type="dxa"/>
           </w:tcPr>
           <w:p>
             <w:pPr>
@@ -1050,7 +1072,7 @@
         </w:tc>
         <w:tc>
           <w:tcPr>
-            <w:tcW w:w="1232" w:type="dxa"/>
+            <w:tcW w:w="1212" w:type="dxa"/>
           </w:tcPr>
           <w:p>
             <w:pPr>
@@ -1064,7 +1086,7 @@
         </w:tc>
         <w:tc>
           <w:tcPr>
-            <w:tcW w:w="2055" w:type="dxa"/>
+            <w:tcW w:w="2021" w:type="dxa"/>
           </w:tcPr>
           <w:p>
             <w:pPr>
@@ -1080,7 +1102,7 @@
       <w:tr>
         <w:tc>
           <w:tcPr>
-            <w:tcW w:w="1681" w:type="dxa"/>
+            <w:tcW w:w="1653" w:type="dxa"/>
           </w:tcPr>
           <w:p>
             <w:pPr>
@@ -1094,7 +1116,7 @@
         </w:tc>
         <w:tc>
           <w:tcPr>
-            <w:tcW w:w="4389" w:type="dxa"/>
+            <w:tcW w:w="4472" w:type="dxa"/>
           </w:tcPr>
           <w:p>
             <w:pPr>
@@ -1108,7 +1130,7 @@
         </w:tc>
         <w:tc>
           <w:tcPr>
-            <w:tcW w:w="1232" w:type="dxa"/>
+            <w:tcW w:w="1212" w:type="dxa"/>
           </w:tcPr>
           <w:p>
             <w:pPr>
@@ -1122,7 +1144,7 @@
         </w:tc>
         <w:tc>
           <w:tcPr>
-            <w:tcW w:w="2055" w:type="dxa"/>
+            <w:tcW w:w="2021" w:type="dxa"/>
           </w:tcPr>
           <w:p>
             <w:pPr>
@@ -1138,7 +1160,7 @@
       <w:tr>
         <w:tc>
           <w:tcPr>
-            <w:tcW w:w="1681" w:type="dxa"/>
+            <w:tcW w:w="1653" w:type="dxa"/>
           </w:tcPr>
           <w:p>
             <w:pPr>
@@ -1152,21 +1174,21 @@
         </w:tc>
         <w:tc>
           <w:tcPr>
-            <w:tcW w:w="4389" w:type="dxa"/>
-          </w:tcPr>
-          <w:p>
-            <w:pPr>
-              <w:pStyle w:val="Compact"/>
-              <w:jc w:val="left"/>
-            </w:pPr>
-            <w:r>
-              <w:t xml:space="preserve">Manager shared session (M2, M4, M10, drill debrief; in W12 the kickoff debrief, on the day after the kickoff)</w:t>
-            </w:r>
-          </w:p>
-        </w:tc>
-        <w:tc>
-          <w:tcPr>
-            <w:tcW w:w="1232" w:type="dxa"/>
+            <w:tcW w:w="4472" w:type="dxa"/>
+          </w:tcPr>
+          <w:p>
+            <w:pPr>
+              <w:pStyle w:val="Compact"/>
+              <w:jc w:val="left"/>
+            </w:pPr>
+            <w:r>
+              <w:t xml:space="preserve">Manager shared session (M2, M4, M10, drill debrief; in W4 also the 15-minute M11 Copilot use-log review; in W12 the kickoff debrief, on the day after the kickoff)</w:t>
+            </w:r>
+          </w:p>
+        </w:tc>
+        <w:tc>
+          <w:tcPr>
+            <w:tcW w:w="1212" w:type="dxa"/>
           </w:tcPr>
           <w:p>
             <w:pPr>
@@ -1180,7 +1202,7 @@
         </w:tc>
         <w:tc>
           <w:tcPr>
-            <w:tcW w:w="2055" w:type="dxa"/>
+            <w:tcW w:w="2021" w:type="dxa"/>
           </w:tcPr>
           <w:p>
             <w:pPr>
@@ -1196,7 +1218,7 @@
       <w:tr>
         <w:tc>
           <w:tcPr>
-            <w:tcW w:w="1681" w:type="dxa"/>
+            <w:tcW w:w="1653" w:type="dxa"/>
           </w:tcPr>
           <w:p>
             <w:pPr>
@@ -1210,7 +1232,7 @@
         </w:tc>
         <w:tc>
           <w:tcPr>
-            <w:tcW w:w="4389" w:type="dxa"/>
+            <w:tcW w:w="4472" w:type="dxa"/>
           </w:tcPr>
           <w:p>
             <w:pPr>
@@ -1224,7 +1246,7 @@
         </w:tc>
         <w:tc>
           <w:tcPr>
-            <w:tcW w:w="1232" w:type="dxa"/>
+            <w:tcW w:w="1212" w:type="dxa"/>
           </w:tcPr>
           <w:p>
             <w:pPr>
@@ -1238,7 +1260,7 @@
         </w:tc>
         <w:tc>
           <w:tcPr>
-            <w:tcW w:w="2055" w:type="dxa"/>
+            <w:tcW w:w="2021" w:type="dxa"/>
           </w:tcPr>
           <w:p>
             <w:pPr>
@@ -1254,7 +1276,7 @@
       <w:tr>
         <w:tc>
           <w:tcPr>
-            <w:tcW w:w="1681" w:type="dxa"/>
+            <w:tcW w:w="1653" w:type="dxa"/>
           </w:tcPr>
           <w:p>
             <w:pPr>
@@ -1268,7 +1290,7 @@
         </w:tc>
         <w:tc>
           <w:tcPr>
-            <w:tcW w:w="4389" w:type="dxa"/>
+            <w:tcW w:w="4472" w:type="dxa"/>
           </w:tcPr>
           <w:p>
             <w:pPr>
@@ -1282,7 +1304,7 @@
         </w:tc>
         <w:tc>
           <w:tcPr>
-            <w:tcW w:w="1232" w:type="dxa"/>
+            <w:tcW w:w="1212" w:type="dxa"/>
           </w:tcPr>
           <w:p>
             <w:pPr>
@@ -1296,7 +1318,7 @@
         </w:tc>
         <w:tc>
           <w:tcPr>
-            <w:tcW w:w="2055" w:type="dxa"/>
+            <w:tcW w:w="2021" w:type="dxa"/>
           </w:tcPr>
           <w:p>
             <w:pPr>
@@ -1312,7 +1334,7 @@
       <w:tr>
         <w:tc>
           <w:tcPr>
-            <w:tcW w:w="1681" w:type="dxa"/>
+            <w:tcW w:w="1653" w:type="dxa"/>
           </w:tcPr>
           <w:p>
             <w:pPr>
@@ -1326,7 +1348,7 @@
         </w:tc>
         <w:tc>
           <w:tcPr>
-            <w:tcW w:w="4389" w:type="dxa"/>
+            <w:tcW w:w="4472" w:type="dxa"/>
           </w:tcPr>
           <w:p>
             <w:pPr>
@@ -1340,7 +1362,7 @@
         </w:tc>
         <w:tc>
           <w:tcPr>
-            <w:tcW w:w="1232" w:type="dxa"/>
+            <w:tcW w:w="1212" w:type="dxa"/>
           </w:tcPr>
           <w:p>
             <w:pPr>
@@ -1354,7 +1376,7 @@
         </w:tc>
         <w:tc>
           <w:tcPr>
-            <w:tcW w:w="2055" w:type="dxa"/>
+            <w:tcW w:w="2021" w:type="dxa"/>
           </w:tcPr>
           <w:p>
             <w:pPr>
@@ -1370,7 +1392,7 @@
       <w:tr>
         <w:tc>
           <w:tcPr>
-            <w:tcW w:w="1681" w:type="dxa"/>
+            <w:tcW w:w="1653" w:type="dxa"/>
           </w:tcPr>
           <w:p>
             <w:pPr>
@@ -1384,7 +1406,7 @@
         </w:tc>
         <w:tc>
           <w:tcPr>
-            <w:tcW w:w="4389" w:type="dxa"/>
+            <w:tcW w:w="4472" w:type="dxa"/>
           </w:tcPr>
           <w:p>
             <w:pPr>
@@ -1398,7 +1420,7 @@
         </w:tc>
         <w:tc>
           <w:tcPr>
-            <w:tcW w:w="1232" w:type="dxa"/>
+            <w:tcW w:w="1212" w:type="dxa"/>
           </w:tcPr>
           <w:p>
             <w:pPr>
@@ -1412,7 +1434,7 @@
         </w:tc>
         <w:tc>
           <w:tcPr>
-            <w:tcW w:w="2055" w:type="dxa"/>
+            <w:tcW w:w="2021" w:type="dxa"/>
           </w:tcPr>
           <w:p>
             <w:pPr>
@@ -1428,7 +1450,7 @@
       <w:tr>
         <w:tc>
           <w:tcPr>
-            <w:tcW w:w="1681" w:type="dxa"/>
+            <w:tcW w:w="1653" w:type="dxa"/>
           </w:tcPr>
           <w:p>
             <w:pPr>
@@ -1442,7 +1464,7 @@
         </w:tc>
         <w:tc>
           <w:tcPr>
-            <w:tcW w:w="4389" w:type="dxa"/>
+            <w:tcW w:w="4472" w:type="dxa"/>
           </w:tcPr>
           <w:p>
             <w:pPr>
@@ -1456,7 +1478,7 @@
         </w:tc>
         <w:tc>
           <w:tcPr>
-            <w:tcW w:w="1232" w:type="dxa"/>
+            <w:tcW w:w="1212" w:type="dxa"/>
           </w:tcPr>
           <w:p>
             <w:pPr>
@@ -1470,7 +1492,7 @@
         </w:tc>
         <w:tc>
           <w:tcPr>
-            <w:tcW w:w="2055" w:type="dxa"/>
+            <w:tcW w:w="2021" w:type="dxa"/>
           </w:tcPr>
           <w:p>
             <w:pPr>
@@ -1486,7 +1508,7 @@
       <w:tr>
         <w:tc>
           <w:tcPr>
-            <w:tcW w:w="1681" w:type="dxa"/>
+            <w:tcW w:w="1653" w:type="dxa"/>
           </w:tcPr>
           <w:p>
             <w:pPr>
@@ -1500,7 +1522,7 @@
         </w:tc>
         <w:tc>
           <w:tcPr>
-            <w:tcW w:w="4389" w:type="dxa"/>
+            <w:tcW w:w="4472" w:type="dxa"/>
           </w:tcPr>
           <w:p>
             <w:pPr>
@@ -1526,7 +1548,7 @@
         </w:tc>
         <w:tc>
           <w:tcPr>
-            <w:tcW w:w="1232" w:type="dxa"/>
+            <w:tcW w:w="1212" w:type="dxa"/>
           </w:tcPr>
           <w:p>
             <w:pPr>
@@ -1540,7 +1562,7 @@
         </w:tc>
         <w:tc>
           <w:tcPr>
-            <w:tcW w:w="2055" w:type="dxa"/>
+            <w:tcW w:w="2021" w:type="dxa"/>
           </w:tcPr>
           <w:p>
             <w:pPr>
@@ -1556,7 +1578,7 @@
       <w:tr>
         <w:tc>
           <w:tcPr>
-            <w:tcW w:w="1681" w:type="dxa"/>
+            <w:tcW w:w="1653" w:type="dxa"/>
           </w:tcPr>
           <w:p>
             <w:pPr>
@@ -1570,7 +1592,7 @@
         </w:tc>
         <w:tc>
           <w:tcPr>
-            <w:tcW w:w="4389" w:type="dxa"/>
+            <w:tcW w:w="4472" w:type="dxa"/>
           </w:tcPr>
           <w:p>
             <w:pPr>
@@ -1584,7 +1606,7 @@
         </w:tc>
         <w:tc>
           <w:tcPr>
-            <w:tcW w:w="1232" w:type="dxa"/>
+            <w:tcW w:w="1212" w:type="dxa"/>
           </w:tcPr>
           <w:p>
             <w:pPr>
@@ -1598,7 +1620,7 @@
         </w:tc>
         <w:tc>
           <w:tcPr>
-            <w:tcW w:w="2055" w:type="dxa"/>
+            <w:tcW w:w="2021" w:type="dxa"/>
           </w:tcPr>
           <w:p>
             <w:pPr>
@@ -1614,7 +1636,7 @@
       <w:tr>
         <w:tc>
           <w:tcPr>
-            <w:tcW w:w="1681" w:type="dxa"/>
+            <w:tcW w:w="1653" w:type="dxa"/>
           </w:tcPr>
           <w:p>
             <w:pPr>
@@ -1628,7 +1650,7 @@
         </w:tc>
         <w:tc>
           <w:tcPr>
-            <w:tcW w:w="4389" w:type="dxa"/>
+            <w:tcW w:w="4472" w:type="dxa"/>
           </w:tcPr>
           <w:p>
             <w:pPr>
@@ -1642,7 +1664,7 @@
         </w:tc>
         <w:tc>
           <w:tcPr>
-            <w:tcW w:w="1232" w:type="dxa"/>
+            <w:tcW w:w="1212" w:type="dxa"/>
           </w:tcPr>
           <w:p>
             <w:pPr>
@@ -1656,7 +1678,7 @@
         </w:tc>
         <w:tc>
           <w:tcPr>
-            <w:tcW w:w="2055" w:type="dxa"/>
+            <w:tcW w:w="2021" w:type="dxa"/>
           </w:tcPr>
           <w:p>
             <w:pPr>
@@ -1707,11 +1729,11 @@
         <w:tblLayout w:type="fixed"/>
       </w:tblPr>
       <w:tblGrid>
-        <w:gridCol w:w="838"/>
-        <w:gridCol w:w="925"/>
-        <w:gridCol w:w="3788"/>
-        <w:gridCol w:w="1945"/>
-        <w:gridCol w:w="1861"/>
+        <w:gridCol w:w="900"/>
+        <w:gridCol w:w="920"/>
+        <w:gridCol w:w="3630"/>
+        <w:gridCol w:w="2070"/>
+        <w:gridCol w:w="1840"/>
       </w:tblGrid>
       <w:tr>
         <w:trPr>
@@ -1719,7 +1741,7 @@
         </w:trPr>
         <w:tc>
           <w:tcPr>
-            <w:tcW w:w="838" w:type="dxa"/>
+            <w:tcW w:w="900" w:type="dxa"/>
           </w:tcPr>
           <w:p>
             <w:pPr>
@@ -1733,7 +1755,7 @@
         </w:tc>
         <w:tc>
           <w:tcPr>
-            <w:tcW w:w="925" w:type="dxa"/>
+            <w:tcW w:w="920" w:type="dxa"/>
           </w:tcPr>
           <w:p>
             <w:pPr>
@@ -1747,7 +1769,7 @@
         </w:tc>
         <w:tc>
           <w:tcPr>
-            <w:tcW w:w="3788" w:type="dxa"/>
+            <w:tcW w:w="3630" w:type="dxa"/>
           </w:tcPr>
           <w:p>
             <w:pPr>
@@ -1761,7 +1783,7 @@
         </w:tc>
         <w:tc>
           <w:tcPr>
-            <w:tcW w:w="1945" w:type="dxa"/>
+            <w:tcW w:w="2070" w:type="dxa"/>
           </w:tcPr>
           <w:p>
             <w:pPr>
@@ -1775,7 +1797,7 @@
         </w:tc>
         <w:tc>
           <w:tcPr>
-            <w:tcW w:w="1861" w:type="dxa"/>
+            <w:tcW w:w="1840" w:type="dxa"/>
           </w:tcPr>
           <w:p>
             <w:pPr>
@@ -1791,7 +1813,7 @@
       <w:tr>
         <w:tc>
           <w:tcPr>
-            <w:tcW w:w="838" w:type="dxa"/>
+            <w:tcW w:w="900" w:type="dxa"/>
           </w:tcPr>
           <w:p>
             <w:pPr>
@@ -1805,7 +1827,7 @@
         </w:tc>
         <w:tc>
           <w:tcPr>
-            <w:tcW w:w="925" w:type="dxa"/>
+            <w:tcW w:w="920" w:type="dxa"/>
           </w:tcPr>
           <w:p>
             <w:pPr>
@@ -1819,21 +1841,21 @@
         </w:tc>
         <w:tc>
           <w:tcPr>
-            <w:tcW w:w="3788" w:type="dxa"/>
-          </w:tcPr>
-          <w:p>
-            <w:pPr>
-              <w:pStyle w:val="Compact"/>
-              <w:jc w:val="left"/>
-            </w:pPr>
-            <w:r>
-              <w:t xml:space="preserve">M0 orientation; M1 US customs; M2 systems landscape; M3 Exercises 1–2</w:t>
-            </w:r>
-          </w:p>
-        </w:tc>
-        <w:tc>
-          <w:tcPr>
-            <w:tcW w:w="1945" w:type="dxa"/>
+            <w:tcW w:w="3630" w:type="dxa"/>
+          </w:tcPr>
+          <w:p>
+            <w:pPr>
+              <w:pStyle w:val="Compact"/>
+              <w:jc w:val="left"/>
+            </w:pPr>
+            <w:r>
+              <w:t xml:space="preserve">M0 orientation; M1 US customs; M2 systems landscape; M3 Exercises 1–2; M11 Copilot setup and rules; M12 safe-use rules (before any SSMS or DBeaver use) and the data landscape tour</w:t>
+            </w:r>
+          </w:p>
+        </w:tc>
+        <w:tc>
+          <w:tcPr>
+            <w:tcW w:w="2070" w:type="dxa"/>
           </w:tcPr>
           <w:p>
             <w:pPr>
@@ -1847,7 +1869,7 @@
         </w:tc>
         <w:tc>
           <w:tcPr>
-            <w:tcW w:w="1861" w:type="dxa"/>
+            <w:tcW w:w="1840" w:type="dxa"/>
           </w:tcPr>
           <w:p>
             <w:pPr>
@@ -1863,7 +1885,7 @@
       <w:tr>
         <w:tc>
           <w:tcPr>
-            <w:tcW w:w="838" w:type="dxa"/>
+            <w:tcW w:w="900" w:type="dxa"/>
           </w:tcPr>
           <w:p>
             <w:pPr>
@@ -1877,7 +1899,7 @@
         </w:tc>
         <w:tc>
           <w:tcPr>
-            <w:tcW w:w="925" w:type="dxa"/>
+            <w:tcW w:w="920" w:type="dxa"/>
           </w:tcPr>
           <w:p>
             <w:pPr>
@@ -1891,21 +1913,21 @@
         </w:tc>
         <w:tc>
           <w:tcPr>
-            <w:tcW w:w="3788" w:type="dxa"/>
-          </w:tcPr>
-          <w:p>
-            <w:pPr>
-              <w:pStyle w:val="Compact"/>
-              <w:jc w:val="left"/>
-            </w:pPr>
-            <w:r>
-              <w:t xml:space="preserve">M1 Canada, Mexico, USMCA, classification; M2 AS400 data flow; M6 inventory; first teach-back</w:t>
-            </w:r>
-          </w:p>
-        </w:tc>
-        <w:tc>
-          <w:tcPr>
-            <w:tcW w:w="1945" w:type="dxa"/>
+            <w:tcW w:w="3630" w:type="dxa"/>
+          </w:tcPr>
+          <w:p>
+            <w:pPr>
+              <w:pStyle w:val="Compact"/>
+              <w:jc w:val="left"/>
+            </w:pPr>
+            <w:r>
+              <w:t xml:space="preserve">M1 Canada, Mexico, USMCA, classification; M2 AS400 data flow; M12 data platform walkthrough; M4 BSA fundamentals; M6 inventory; Copilot use log starts; first teach-back</w:t>
+            </w:r>
+          </w:p>
+        </w:tc>
+        <w:tc>
+          <w:tcPr>
+            <w:tcW w:w="2070" w:type="dxa"/>
           </w:tcPr>
           <w:p>
             <w:pPr>
@@ -1919,7 +1941,7 @@
         </w:tc>
         <w:tc>
           <w:tcPr>
-            <w:tcW w:w="1861" w:type="dxa"/>
+            <w:tcW w:w="1840" w:type="dxa"/>
           </w:tcPr>
           <w:p>
             <w:pPr>
@@ -1935,7 +1957,7 @@
       <w:tr>
         <w:tc>
           <w:tcPr>
-            <w:tcW w:w="838" w:type="dxa"/>
+            <w:tcW w:w="900" w:type="dxa"/>
           </w:tcPr>
           <w:p>
             <w:pPr>
@@ -1949,7 +1971,7 @@
         </w:tc>
         <w:tc>
           <w:tcPr>
-            <w:tcW w:w="925" w:type="dxa"/>
+            <w:tcW w:w="920" w:type="dxa"/>
           </w:tcPr>
           <w:p>
             <w:pPr>
@@ -1963,21 +1985,21 @@
         </w:tc>
         <w:tc>
           <w:tcPr>
-            <w:tcW w:w="3788" w:type="dxa"/>
-          </w:tcPr>
-          <w:p>
-            <w:pPr>
-              <w:pStyle w:val="Compact"/>
-              <w:jc w:val="left"/>
-            </w:pPr>
-            <w:r>
-              <w:t xml:space="preserve">M1 valuation, USMCA origin; reading a tariff action; M2 Oracle and broker data</w:t>
-            </w:r>
-          </w:p>
-        </w:tc>
-        <w:tc>
-          <w:tcPr>
-            <w:tcW w:w="1945" w:type="dxa"/>
+            <w:tcW w:w="3630" w:type="dxa"/>
+          </w:tcPr>
+          <w:p>
+            <w:pPr>
+              <w:pStyle w:val="Compact"/>
+              <w:jc w:val="left"/>
+            </w:pPr>
+            <w:r>
+              <w:t xml:space="preserve">M1 valuation, USMCA origin; reading a tariff action; M2 Oracle and broker data; M4 intake with stakeholder list and elicitation plan by Fri 11/6; SSMS lab starts</w:t>
+            </w:r>
+          </w:p>
+        </w:tc>
+        <w:tc>
+          <w:tcPr>
+            <w:tcW w:w="2070" w:type="dxa"/>
           </w:tcPr>
           <w:p>
             <w:pPr>
@@ -1991,7 +2013,7 @@
         </w:tc>
         <w:tc>
           <w:tcPr>
-            <w:tcW w:w="1861" w:type="dxa"/>
+            <w:tcW w:w="1840" w:type="dxa"/>
           </w:tcPr>
           <w:p>
             <w:pPr>
@@ -2007,7 +2029,7 @@
       <w:tr>
         <w:tc>
           <w:tcPr>
-            <w:tcW w:w="838" w:type="dxa"/>
+            <w:tcW w:w="900" w:type="dxa"/>
           </w:tcPr>
           <w:p>
             <w:pPr>
@@ -2021,7 +2043,7 @@
         </w:tc>
         <w:tc>
           <w:tcPr>
-            <w:tcW w:w="925" w:type="dxa"/>
+            <w:tcW w:w="920" w:type="dxa"/>
           </w:tcPr>
           <w:p>
             <w:pPr>
@@ -2035,21 +2057,21 @@
         </w:tc>
         <w:tc>
           <w:tcPr>
-            <w:tcW w:w="3788" w:type="dxa"/>
-          </w:tcPr>
-          <w:p>
-            <w:pPr>
-              <w:pStyle w:val="Compact"/>
-              <w:jc w:val="left"/>
-            </w:pPr>
-            <w:r>
-              <w:t xml:space="preserve">M1 IMMEX, Anexo 24 and 30; M4 process mapping; classification worksheet due Wed 11/11</w:t>
-            </w:r>
-          </w:p>
-        </w:tc>
-        <w:tc>
-          <w:tcPr>
-            <w:tcW w:w="1945" w:type="dxa"/>
+            <w:tcW w:w="3630" w:type="dxa"/>
+          </w:tcPr>
+          <w:p>
+            <w:pPr>
+              <w:pStyle w:val="Compact"/>
+              <w:jc w:val="left"/>
+            </w:pPr>
+            <w:r>
+              <w:t xml:space="preserve">M1 IMMEX, Anexo 24 and 30; M4 process mapping; classification worksheet due Wed 11/11; Copilot use-log review Wed 11/11; SSMS lab reviewed Thu 11/12</w:t>
+            </w:r>
+          </w:p>
+        </w:tc>
+        <w:tc>
+          <w:tcPr>
+            <w:tcW w:w="2070" w:type="dxa"/>
           </w:tcPr>
           <w:p>
             <w:pPr>
@@ -2063,7 +2085,7 @@
         </w:tc>
         <w:tc>
           <w:tcPr>
-            <w:tcW w:w="1861" w:type="dxa"/>
+            <w:tcW w:w="1840" w:type="dxa"/>
           </w:tcPr>
           <w:p>
             <w:pPr>
@@ -2079,7 +2101,7 @@
       <w:tr>
         <w:tc>
           <w:tcPr>
-            <w:tcW w:w="838" w:type="dxa"/>
+            <w:tcW w:w="900" w:type="dxa"/>
           </w:tcPr>
           <w:p>
             <w:pPr>
@@ -2093,7 +2115,7 @@
         </w:tc>
         <w:tc>
           <w:tcPr>
-            <w:tcW w:w="925" w:type="dxa"/>
+            <w:tcW w:w="920" w:type="dxa"/>
           </w:tcPr>
           <w:p>
             <w:pPr>
@@ -2107,21 +2129,21 @@
         </w:tc>
         <w:tc>
           <w:tcPr>
-            <w:tcW w:w="3788" w:type="dxa"/>
-          </w:tcPr>
-          <w:p>
-            <w:pPr>
-              <w:pStyle w:val="Compact"/>
-              <w:jc w:val="left"/>
-            </w:pPr>
-            <w:r>
-              <w:t xml:space="preserve">Knowledge check Mon 11/16; day-30 review Wed 11/18; M7 exports overview</w:t>
-            </w:r>
-          </w:p>
-        </w:tc>
-        <w:tc>
-          <w:tcPr>
-            <w:tcW w:w="1945" w:type="dxa"/>
+            <w:tcW w:w="3630" w:type="dxa"/>
+          </w:tcPr>
+          <w:p>
+            <w:pPr>
+              <w:pStyle w:val="Compact"/>
+              <w:jc w:val="left"/>
+            </w:pPr>
+            <w:r>
+              <w:t xml:space="preserve">Knowledge check Mon 11/16; day-30 review Wed 11/18; M7 exports overview; M13 SDLC primer Parts 1–4; Power Platform lab</w:t>
+            </w:r>
+          </w:p>
+        </w:tc>
+        <w:tc>
+          <w:tcPr>
+            <w:tcW w:w="2070" w:type="dxa"/>
           </w:tcPr>
           <w:p>
             <w:pPr>
@@ -2135,7 +2157,7 @@
         </w:tc>
         <w:tc>
           <w:tcPr>
-            <w:tcW w:w="1861" w:type="dxa"/>
+            <w:tcW w:w="1840" w:type="dxa"/>
           </w:tcPr>
           <w:p>
             <w:pPr>
@@ -2151,7 +2173,7 @@
       <w:tr>
         <w:tc>
           <w:tcPr>
-            <w:tcW w:w="838" w:type="dxa"/>
+            <w:tcW w:w="900" w:type="dxa"/>
           </w:tcPr>
           <w:p>
             <w:pPr>
@@ -2165,7 +2187,7 @@
         </w:tc>
         <w:tc>
           <w:tcPr>
-            <w:tcW w:w="925" w:type="dxa"/>
+            <w:tcW w:w="920" w:type="dxa"/>
           </w:tcPr>
           <w:p>
             <w:pPr>
@@ -2179,21 +2201,21 @@
         </w:tc>
         <w:tc>
           <w:tcPr>
-            <w:tcW w:w="3788" w:type="dxa"/>
-          </w:tcPr>
-          <w:p>
-            <w:pPr>
-              <w:pStyle w:val="Compact"/>
-              <w:jc w:val="left"/>
-            </w:pPr>
-            <w:r>
-              <w:t xml:space="preserve">No new core content; exports item 1; supervised owned-tool run; test copy set up</w:t>
-            </w:r>
-          </w:p>
-        </w:tc>
-        <w:tc>
-          <w:tcPr>
-            <w:tcW w:w="1945" w:type="dxa"/>
+            <w:tcW w:w="3630" w:type="dxa"/>
+          </w:tcPr>
+          <w:p>
+            <w:pPr>
+              <w:pStyle w:val="Compact"/>
+              <w:jc w:val="left"/>
+            </w:pPr>
+            <w:r>
+              <w:t xml:space="preserve">No new core content; exports item 1; supervised owned-tool run; test copy set up; SDLC applied to the owned tool; server lab</w:t>
+            </w:r>
+          </w:p>
+        </w:tc>
+        <w:tc>
+          <w:tcPr>
+            <w:tcW w:w="2070" w:type="dxa"/>
           </w:tcPr>
           <w:p>
             <w:pPr>
@@ -2207,7 +2229,7 @@
         </w:tc>
         <w:tc>
           <w:tcPr>
-            <w:tcW w:w="1861" w:type="dxa"/>
+            <w:tcW w:w="1840" w:type="dxa"/>
           </w:tcPr>
           <w:p>
             <w:pPr>
@@ -2223,7 +2245,7 @@
       <w:tr>
         <w:tc>
           <w:tcPr>
-            <w:tcW w:w="838" w:type="dxa"/>
+            <w:tcW w:w="900" w:type="dxa"/>
           </w:tcPr>
           <w:p>
             <w:pPr>
@@ -2237,7 +2259,7 @@
         </w:tc>
         <w:tc>
           <w:tcPr>
-            <w:tcW w:w="925" w:type="dxa"/>
+            <w:tcW w:w="920" w:type="dxa"/>
           </w:tcPr>
           <w:p>
             <w:pPr>
@@ -2251,21 +2273,21 @@
         </w:tc>
         <w:tc>
           <w:tcPr>
-            <w:tcW w:w="3788" w:type="dxa"/>
-          </w:tcPr>
-          <w:p>
-            <w:pPr>
-              <w:pStyle w:val="Compact"/>
-              <w:jc w:val="left"/>
-            </w:pPr>
-            <w:r>
-              <w:t xml:space="preserve">Joint tariff drill part 1; M3 Power BI and warehouse; M4 data mapping and UAT</w:t>
-            </w:r>
-          </w:p>
-        </w:tc>
-        <w:tc>
-          <w:tcPr>
-            <w:tcW w:w="1945" w:type="dxa"/>
+            <w:tcW w:w="3630" w:type="dxa"/>
+          </w:tcPr>
+          <w:p>
+            <w:pPr>
+              <w:pStyle w:val="Compact"/>
+              <w:jc w:val="left"/>
+            </w:pPr>
+            <w:r>
+              <w:t xml:space="preserve">Joint tariff drill part 1; M3 Power BI and warehouse depth; Exercise 9 (KPI design); M4 data mapping and UAT</w:t>
+            </w:r>
+          </w:p>
+        </w:tc>
+        <w:tc>
+          <w:tcPr>
+            <w:tcW w:w="2070" w:type="dxa"/>
           </w:tcPr>
           <w:p>
             <w:pPr>
@@ -2279,7 +2301,7 @@
         </w:tc>
         <w:tc>
           <w:tcPr>
-            <w:tcW w:w="1861" w:type="dxa"/>
+            <w:tcW w:w="1840" w:type="dxa"/>
           </w:tcPr>
           <w:p>
             <w:pPr>
@@ -2295,7 +2317,7 @@
       <w:tr>
         <w:tc>
           <w:tcPr>
-            <w:tcW w:w="838" w:type="dxa"/>
+            <w:tcW w:w="900" w:type="dxa"/>
           </w:tcPr>
           <w:p>
             <w:pPr>
@@ -2309,7 +2331,7 @@
         </w:tc>
         <w:tc>
           <w:tcPr>
-            <w:tcW w:w="925" w:type="dxa"/>
+            <w:tcW w:w="920" w:type="dxa"/>
           </w:tcPr>
           <w:p>
             <w:pPr>
@@ -2323,21 +2345,21 @@
         </w:tc>
         <w:tc>
           <w:tcPr>
-            <w:tcW w:w="3788" w:type="dxa"/>
-          </w:tcPr>
-          <w:p>
-            <w:pPr>
-              <w:pStyle w:val="Compact"/>
-              <w:jc w:val="left"/>
-            </w:pPr>
-            <w:r>
-              <w:t xml:space="preserve">Drill part 2 (checker demo); test-copy tool change; exports item 2</w:t>
-            </w:r>
-          </w:p>
-        </w:tc>
-        <w:tc>
-          <w:tcPr>
-            <w:tcW w:w="1945" w:type="dxa"/>
+            <w:tcW w:w="3630" w:type="dxa"/>
+          </w:tcPr>
+          <w:p>
+            <w:pPr>
+              <w:pStyle w:val="Compact"/>
+              <w:jc w:val="left"/>
+            </w:pPr>
+            <w:r>
+              <w:t xml:space="preserve">Drill part 2 (checker demo); test-copy tool change (change request with environments, test evidence and rollback); Exercise 10 (star schema); exports item 2</w:t>
+            </w:r>
+          </w:p>
+        </w:tc>
+        <w:tc>
+          <w:tcPr>
+            <w:tcW w:w="2070" w:type="dxa"/>
           </w:tcPr>
           <w:p>
             <w:pPr>
@@ -2351,7 +2373,7 @@
         </w:tc>
         <w:tc>
           <w:tcPr>
-            <w:tcW w:w="1861" w:type="dxa"/>
+            <w:tcW w:w="1840" w:type="dxa"/>
           </w:tcPr>
           <w:p>
             <w:pPr>
@@ -2367,7 +2389,7 @@
       <w:tr>
         <w:tc>
           <w:tcPr>
-            <w:tcW w:w="838" w:type="dxa"/>
+            <w:tcW w:w="900" w:type="dxa"/>
           </w:tcPr>
           <w:p>
             <w:pPr>
@@ -2381,7 +2403,7 @@
         </w:tc>
         <w:tc>
           <w:tcPr>
-            <w:tcW w:w="925" w:type="dxa"/>
+            <w:tcW w:w="920" w:type="dxa"/>
           </w:tcPr>
           <w:p>
             <w:pPr>
@@ -2395,21 +2417,21 @@
         </w:tc>
         <w:tc>
           <w:tcPr>
-            <w:tcW w:w="3788" w:type="dxa"/>
-          </w:tcPr>
-          <w:p>
-            <w:pPr>
-              <w:pStyle w:val="Compact"/>
-              <w:jc w:val="left"/>
-            </w:pPr>
-            <w:r>
-              <w:t xml:space="preserve">Day-60 review Fri 12/18; M10 prep; M8 report inventory</w:t>
-            </w:r>
-          </w:p>
-        </w:tc>
-        <w:tc>
-          <w:tcPr>
-            <w:tcW w:w="1945" w:type="dxa"/>
+            <w:tcW w:w="3630" w:type="dxa"/>
+          </w:tcPr>
+          <w:p>
+            <w:pPr>
+              <w:pStyle w:val="Compact"/>
+              <w:jc w:val="left"/>
+            </w:pPr>
+            <w:r>
+              <w:t xml:space="preserve">Day-60 review Fri 12/18; M10 prep; M8 report inventory; Exercise 11 (variance statistics) by Thu 12/17</w:t>
+            </w:r>
+          </w:p>
+        </w:tc>
+        <w:tc>
+          <w:tcPr>
+            <w:tcW w:w="2070" w:type="dxa"/>
           </w:tcPr>
           <w:p>
             <w:pPr>
@@ -2423,7 +2445,7 @@
         </w:tc>
         <w:tc>
           <w:tcPr>
-            <w:tcW w:w="1861" w:type="dxa"/>
+            <w:tcW w:w="1840" w:type="dxa"/>
           </w:tcPr>
           <w:p>
             <w:pPr>
@@ -2439,7 +2461,7 @@
       <w:tr>
         <w:tc>
           <w:tcPr>
-            <w:tcW w:w="838" w:type="dxa"/>
+            <w:tcW w:w="900" w:type="dxa"/>
           </w:tcPr>
           <w:p>
             <w:pPr>
@@ -2453,7 +2475,7 @@
         </w:tc>
         <w:tc>
           <w:tcPr>
-            <w:tcW w:w="925" w:type="dxa"/>
+            <w:tcW w:w="920" w:type="dxa"/>
           </w:tcPr>
           <w:p>
             <w:pPr>
@@ -2467,7 +2489,7 @@
         </w:tc>
         <w:tc>
           <w:tcPr>
-            <w:tcW w:w="3788" w:type="dxa"/>
+            <w:tcW w:w="3630" w:type="dxa"/>
           </w:tcPr>
           <w:p>
             <w:pPr>
@@ -2481,7 +2503,7 @@
         </w:tc>
         <w:tc>
           <w:tcPr>
-            <w:tcW w:w="1945" w:type="dxa"/>
+            <w:tcW w:w="2070" w:type="dxa"/>
           </w:tcPr>
           <w:p>
             <w:pPr>
@@ -2495,7 +2517,7 @@
         </w:tc>
         <w:tc>
           <w:tcPr>
-            <w:tcW w:w="1861" w:type="dxa"/>
+            <w:tcW w:w="1840" w:type="dxa"/>
           </w:tcPr>
           <w:p>
             <w:pPr>
@@ -2511,7 +2533,7 @@
       <w:tr>
         <w:tc>
           <w:tcPr>
-            <w:tcW w:w="838" w:type="dxa"/>
+            <w:tcW w:w="900" w:type="dxa"/>
           </w:tcPr>
           <w:p>
             <w:pPr>
@@ -2525,7 +2547,7 @@
         </w:tc>
         <w:tc>
           <w:tcPr>
-            <w:tcW w:w="925" w:type="dxa"/>
+            <w:tcW w:w="920" w:type="dxa"/>
           </w:tcPr>
           <w:p>
             <w:pPr>
@@ -2539,7 +2561,7 @@
         </w:tc>
         <w:tc>
           <w:tcPr>
-            <w:tcW w:w="3788" w:type="dxa"/>
+            <w:tcW w:w="3630" w:type="dxa"/>
           </w:tcPr>
           <w:p>
             <w:pPr>
@@ -2553,7 +2575,7 @@
         </w:tc>
         <w:tc>
           <w:tcPr>
-            <w:tcW w:w="1945" w:type="dxa"/>
+            <w:tcW w:w="2070" w:type="dxa"/>
           </w:tcPr>
           <w:p>
             <w:pPr>
@@ -2567,7 +2589,7 @@
         </w:tc>
         <w:tc>
           <w:tcPr>
-            <w:tcW w:w="1861" w:type="dxa"/>
+            <w:tcW w:w="1840" w:type="dxa"/>
           </w:tcPr>
           <w:p>
             <w:pPr>
@@ -2583,7 +2605,7 @@
       <w:tr>
         <w:tc>
           <w:tcPr>
-            <w:tcW w:w="838" w:type="dxa"/>
+            <w:tcW w:w="900" w:type="dxa"/>
           </w:tcPr>
           <w:p>
             <w:pPr>
@@ -2597,7 +2619,7 @@
         </w:tc>
         <w:tc>
           <w:tcPr>
-            <w:tcW w:w="925" w:type="dxa"/>
+            <w:tcW w:w="920" w:type="dxa"/>
           </w:tcPr>
           <w:p>
             <w:pPr>
@@ -2611,7 +2633,7 @@
         </w:tc>
         <w:tc>
           <w:tcPr>
-            <w:tcW w:w="3788" w:type="dxa"/>
+            <w:tcW w:w="3630" w:type="dxa"/>
           </w:tcPr>
           <w:p>
             <w:pPr>
@@ -2625,7 +2647,7 @@
         </w:tc>
         <w:tc>
           <w:tcPr>
-            <w:tcW w:w="1945" w:type="dxa"/>
+            <w:tcW w:w="2070" w:type="dxa"/>
           </w:tcPr>
           <w:p>
             <w:pPr>
@@ -2639,7 +2661,7 @@
         </w:tc>
         <w:tc>
           <w:tcPr>
-            <w:tcW w:w="1861" w:type="dxa"/>
+            <w:tcW w:w="1840" w:type="dxa"/>
           </w:tcPr>
           <w:p>
             <w:pPr>
@@ -2655,7 +2677,7 @@
       <w:tr>
         <w:tc>
           <w:tcPr>
-            <w:tcW w:w="838" w:type="dxa"/>
+            <w:tcW w:w="900" w:type="dxa"/>
           </w:tcPr>
           <w:p>
             <w:pPr>
@@ -2669,7 +2691,7 @@
         </w:tc>
         <w:tc>
           <w:tcPr>
-            <w:tcW w:w="925" w:type="dxa"/>
+            <w:tcW w:w="920" w:type="dxa"/>
           </w:tcPr>
           <w:p>
             <w:pPr>
@@ -2683,7 +2705,7 @@
         </w:tc>
         <w:tc>
           <w:tcPr>
-            <w:tcW w:w="3788" w:type="dxa"/>
+            <w:tcW w:w="3630" w:type="dxa"/>
           </w:tcPr>
           <w:p>
             <w:pPr>
@@ -2697,7 +2719,7 @@
         </w:tc>
         <w:tc>
           <w:tcPr>
-            <w:tcW w:w="1945" w:type="dxa"/>
+            <w:tcW w:w="2070" w:type="dxa"/>
           </w:tcPr>
           <w:p>
             <w:pPr>
@@ -2711,7 +2733,7 @@
         </w:tc>
         <w:tc>
           <w:tcPr>
-            <w:tcW w:w="1861" w:type="dxa"/>
+            <w:tcW w:w="1840" w:type="dxa"/>
           </w:tcPr>
           <w:p>
             <w:pPr>
@@ -2740,7 +2762,7 @@
         <w:pStyle w:val="FirstParagraph"/>
       </w:pPr>
       <w:r>
-        <w:t xml:space="preserve">Must criteria decide the outcome; Stretch criteria never block "on track". On track = every Must rated 3 or 4. All counts are minimums. Full criteria and evidence: plan Section 4.</w:t>
+        <w:t xml:space="preserve">Must criteria decide the outcome; Should criteria are expected (a Should rated 1 or 2 gets a catch-up action in the next 1:1) but do not change it; Stretch criteria never block "on track". On track = every Must rated 3 or 4. All counts are minimums. Full criteria and evidence: plan Section 4.</w:t>
       </w:r>
     </w:p>
     <w:bookmarkStart w:id="25" w:name="day-30-wed-2026-11-18"/>
@@ -2802,6 +2824,18 @@
     </w:p>
     <w:p>
       <w:pPr>
+        <w:numPr>
+          <w:ilvl w:val="0"/>
+          <w:numId w:val="1004"/>
+        </w:numPr>
+        <w:pStyle w:val="Compact"/>
+      </w:pPr>
+      <w:r>
+        <w:t xml:space="preserve">A30-11 (Must): data platform safe-use rules followed; SSMS lab finished and reviewed. A30-12, A30-13 (Should): 5 reviewed Copilot uses; stakeholder list and elicitation plan on the small analysis intake.</w:t>
+      </w:r>
+    </w:p>
+    <w:p>
+      <w:pPr>
         <w:pStyle w:val="FirstParagraph"/>
       </w:pPr>
       <w:r>
@@ -2848,6 +2882,18 @@
         <w:t xml:space="preserve">B30-7 to B30-9: same documenting and Jira bar as Hire A; queries item standard cost without help.</w:t>
       </w:r>
     </w:p>
+    <w:p>
+      <w:pPr>
+        <w:numPr>
+          <w:ilvl w:val="0"/>
+          <w:numId w:val="1005"/>
+        </w:numPr>
+        <w:pStyle w:val="Compact"/>
+      </w:pPr>
+      <w:r>
+        <w:t xml:space="preserve">B30-11 to B30-13: same data platform Must and the same two Should criteria as Hire A.</w:t>
+      </w:r>
+    </w:p>
     <w:bookmarkEnd w:id="25"/>
     <w:bookmarkStart w:id="26" w:name="day-60-fri-2026-12-18"/>
     <w:p>
@@ -2891,7 +2937,7 @@
         <w:pStyle w:val="Compact"/>
       </w:pPr>
       <w:r>
-        <w:t xml:space="preserve">A60-3, A60-4: one ad-hoc investigation end to end; owns [COMPANY: tool closest to Research] (one end-to-end run, either supervised in production or on a test copy).</w:t>
+        <w:t xml:space="preserve">A60-3, A60-4: one ad-hoc investigation end to end; owns [COMPANY: tool closest to Research] (one end-to-end run, either supervised in production or on a test copy; a change request naming environments, test evidence and rollback; the tool's platform path in its doc).</w:t>
       </w:r>
     </w:p>
     <w:p>
@@ -2908,6 +2954,18 @@
     </w:p>
     <w:p>
       <w:pPr>
+        <w:numPr>
+          <w:ilvl w:val="0"/>
+          <w:numId w:val="1006"/>
+        </w:numPr>
+        <w:pStyle w:val="Compact"/>
+      </w:pPr>
+      <w:r>
+        <w:t xml:space="preserve">A60-9 (Should): analytics Exercises 9 and 10 reviewed, Exercise 11 submitted.</w:t>
+      </w:r>
+    </w:p>
+    <w:p>
+      <w:pPr>
         <w:pStyle w:val="FirstParagraph"/>
       </w:pPr>
       <w:r>
@@ -2939,7 +2997,7 @@
         <w:pStyle w:val="Compact"/>
       </w:pPr>
       <w:r>
-        <w:t xml:space="preserve">B60-3, B60-4: PPV for one closed period, top 10 variances by driver; owns [COMPANY: name of std-cost tool] (one end-to-end run, either supervised in production or on a test copy).</w:t>
+        <w:t xml:space="preserve">B60-3, B60-4: PPV for one closed period, top 10 variances by driver; owns [COMPANY: name of std-cost tool] (one end-to-end run, either supervised in production or on a test copy; a change request naming environments, test evidence and rollback; the tool's platform path in its doc).</w:t>
       </w:r>
     </w:p>
     <w:p>
@@ -2954,6 +3012,18 @@
         <w:t xml:space="preserve">B60-5 to B60-7: same exports and documenting bar as Hire A; core skills at 2, "build item landed cost" at 3.</w:t>
       </w:r>
     </w:p>
+    <w:p>
+      <w:pPr>
+        <w:numPr>
+          <w:ilvl w:val="0"/>
+          <w:numId w:val="1007"/>
+        </w:numPr>
+        <w:pStyle w:val="Compact"/>
+      </w:pPr>
+      <w:r>
+        <w:t xml:space="preserve">B60-9 (Should): same analytics depth bar as Hire A.</w:t>
+      </w:r>
+    </w:p>
     <w:bookmarkEnd w:id="26"/>
     <w:bookmarkStart w:id="27" w:name="day-90-fri-2027-01-15"/>
     <w:p>
@@ -3014,6 +3084,18 @@
     </w:p>
     <w:p>
       <w:pPr>
+        <w:numPr>
+          <w:ilvl w:val="0"/>
+          <w:numId w:val="1008"/>
+        </w:numPr>
+        <w:pStyle w:val="Compact"/>
+      </w:pPr>
+      <w:r>
+        <w:t xml:space="preserve">A90-10 (Should): 3 of your own entries in the team Copilot prompt library, each reviewed by the Manager.</w:t>
+      </w:r>
+    </w:p>
+    <w:p>
+      <w:pPr>
         <w:pStyle w:val="FirstParagraph"/>
       </w:pPr>
       <w:r>
@@ -3060,6 +3142,18 @@
         <w:t xml:space="preserve">B90-5 to B90-7: same exports and documenting bar as Hire A; core skills at 3.</w:t>
       </w:r>
     </w:p>
+    <w:p>
+      <w:pPr>
+        <w:numPr>
+          <w:ilvl w:val="0"/>
+          <w:numId w:val="1009"/>
+        </w:numPr>
+        <w:pStyle w:val="Compact"/>
+      </w:pPr>
+      <w:r>
+        <w:t xml:space="preserve">B90-10 (Should): same Copilot prompt library bar as Hire A.</w:t>
+      </w:r>
+    </w:p>
     <w:bookmarkEnd w:id="27"/>
     <w:bookmarkEnd w:id="28"/>
     <w:bookmarkStart w:id="29" w:name="the-rules"/>
@@ -3112,7 +3206,7 @@
         <w:t xml:space="preserve"> </w:t>
       </w:r>
       <w:r>
-        <w:t xml:space="preserve">every standard cost update and every tariff model released to the business gets a documented Senior or Manager review before release, also after day 90. Hire B never loads to [COMPANY: Oracle EBS or Fusion] production without Finance and checker sign-off.</w:t>
+        <w:t xml:space="preserve">every standard cost update and every tariff model released to the business gets a documented Senior or Manager review before release, also after day 90. Hire B never loads to Oracle EBS production without Finance and checker sign-off.</w:t>
       </w:r>
     </w:p>
     <w:p>
@@ -3159,6 +3253,74 @@
         <w:t xml:space="preserve">before the day-60 review, no direct contact with a customs broker, agente aduanal or trade counsel; questions go through the Senior (or the Manager). After day 60, with the Senior's agreement, email the broker with the Senior copied.</w:t>
       </w:r>
     </w:p>
+    <w:p>
+      <w:pPr>
+        <w:numPr>
+          <w:ilvl w:val="0"/>
+          <w:numId w:val="1010"/>
+        </w:numPr>
+        <w:pStyle w:val="Compact"/>
+      </w:pPr>
+      <w:r>
+        <w:rPr>
+          <w:bCs/>
+          <w:b/>
+        </w:rPr>
+        <w:t xml:space="preserve">Data platform:</w:t>
+      </w:r>
+      <w:r>
+        <w:t xml:space="preserve"> </w:t>
+      </w:r>
+      <w:r>
+        <w:t xml:space="preserve">your personal login for all interactive work, never the service account; Oracle EBS read-only; loads only into [COMPANY: sandbox or staging schema in the team database]; no schema changes; no production write before the day-60 review (</w:t>
+      </w:r>
+      <w:r>
+        <w:rPr>
+          <w:rStyle w:val="VerbatimChar"/>
+        </w:rPr>
+        <w:t xml:space="preserve">docs/primers/data-platform-primer.md</w:t>
+      </w:r>
+      <w:r>
+        <w:t xml:space="preserve"> </w:t>
+      </w:r>
+      <w:r>
+        <w:t xml:space="preserve">Part 1).</w:t>
+      </w:r>
+    </w:p>
+    <w:p>
+      <w:pPr>
+        <w:numPr>
+          <w:ilvl w:val="0"/>
+          <w:numId w:val="1010"/>
+        </w:numPr>
+        <w:pStyle w:val="Compact"/>
+      </w:pPr>
+      <w:r>
+        <w:rPr>
+          <w:bCs/>
+          <w:b/>
+        </w:rPr>
+        <w:t xml:space="preserve">Copilot Chat:</w:t>
+      </w:r>
+      <w:r>
+        <w:t xml:space="preserve"> </w:t>
+      </w:r>
+      <w:r>
+        <w:t xml:space="preserve">its output is a draft; maker-checker and primary sources still apply, and Copilot is never cited as a source (</w:t>
+      </w:r>
+      <w:r>
+        <w:rPr>
+          <w:rStyle w:val="VerbatimChar"/>
+        </w:rPr>
+        <w:t xml:space="preserve">docs/primers/copilot-chat-guide.md</w:t>
+      </w:r>
+      <w:r>
+        <w:t xml:space="preserve"> </w:t>
+      </w:r>
+      <w:r>
+        <w:t xml:space="preserve">Part 2).</w:t>
+      </w:r>
+    </w:p>
     <w:bookmarkEnd w:id="29"/>
     <w:bookmarkStart w:id="30" w:name="where-things-live"/>
     <w:p>
@@ -3188,7 +3350,16 @@
         <w:t xml:space="preserve"> </w:t>
       </w:r>
       <w:r>
-        <w:t xml:space="preserve">the program pages and the hires' diagrams, analyses and SOPs (only Reviewed and Published docs in the shared section).</w:t>
+        <w:t xml:space="preserve">the program pages and the hires' diagrams, analyses, SOPs and Copilot use logs (only Reviewed and Published docs in the shared section). The team Copilot prompt library is a page in [COMPANY: team OneNote section for the prompt library], where each entry carries its own status, such as Proposed or Reviewed (</w:t>
+      </w:r>
+      <w:r>
+        <w:rPr>
+          <w:rStyle w:val="VerbatimChar"/>
+        </w:rPr>
+        <w:t xml:space="preserve">docs/templates/knowledge/copilot-prompt-library.md</w:t>
+      </w:r>
+      <w:r>
+        <w:t xml:space="preserve">).</w:t>
       </w:r>
     </w:p>
     <w:p>
@@ -3254,7 +3425,7 @@
         <w:t xml:space="preserve"> </w:t>
       </w:r>
       <w:r>
-        <w:t xml:space="preserve">([COMPANY: trainer-only location]): the analytics answer key and data generator. The hires do not get them before the day-30 review; after it, the Manager decides whether to share the key.</w:t>
+        <w:t xml:space="preserve">([COMPANY: trainer-only location]): the analytics answer key and data generator. The hires do not get the key before the day-30 review; after it, the Manager decides whether to share the key, without its Exercise 9–11 sections. The generator and those sections stay trainer-only until the day-60 review.</w:t>
       </w:r>
     </w:p>
     <w:bookmarkEnd w:id="30"/>
